--- a/docs/vkr/Презентация/Презентация речь.docx
+++ b/docs/vkr/Презентация/Презентация речь.docx
@@ -79,7 +79,7 @@
           <w:sz w:val="28"/>
           <w:szCs w:val="28"/>
         </w:rPr>
-        <w:t>Тема моей выпускной квалификационной работы — микросервисное веб-приложение</w:t>
+        <w:t>Тема моей работы — микросервисное веб-приложение</w:t>
       </w:r>
       <w:r>
         <w:rPr>
@@ -135,61 +135,43 @@
           <w:sz w:val="28"/>
           <w:szCs w:val="28"/>
         </w:rPr>
-        <w:t>СЛАЙД 2. Постановка, актуальность, цель</w:t>
-      </w:r>
-    </w:p>
-    <w:p>
-      <w:pPr>
-        <w:jc w:val="both"/>
-        <w:rPr>
-          <w:rFonts w:ascii="Times New Roman" w:hAnsi="Times New Roman" w:cs="Times New Roman"/>
-          <w:sz w:val="28"/>
-          <w:szCs w:val="28"/>
-        </w:rPr>
-      </w:pPr>
-      <w:r>
-        <w:rPr>
-          <w:rFonts w:ascii="Times New Roman" w:hAnsi="Times New Roman" w:cs="Times New Roman"/>
-          <w:sz w:val="28"/>
-          <w:szCs w:val="28"/>
-        </w:rPr>
-        <w:t>Объект работы — TaskBoard: собранные в одном окне проекты, задачи, обсуждения и отчёты.</w:t>
-      </w:r>
-    </w:p>
-    <w:p>
-      <w:pPr>
-        <w:jc w:val="both"/>
-        <w:rPr>
-          <w:rFonts w:ascii="Times New Roman" w:hAnsi="Times New Roman" w:cs="Times New Roman"/>
-          <w:sz w:val="28"/>
-          <w:szCs w:val="28"/>
-        </w:rPr>
-      </w:pPr>
-      <w:r>
-        <w:rPr>
-          <w:rFonts w:ascii="Times New Roman" w:hAnsi="Times New Roman" w:cs="Times New Roman"/>
-          <w:sz w:val="28"/>
-          <w:szCs w:val="28"/>
-        </w:rPr>
-        <w:t>Учёт часто ведут в чатах и таблицах — теряется история, руководителю сложно видеть статусы, не всем подходит чужое облако.</w:t>
-      </w:r>
-    </w:p>
-    <w:p>
-      <w:pPr>
-        <w:jc w:val="both"/>
-        <w:rPr>
-          <w:rFonts w:ascii="Times New Roman" w:hAnsi="Times New Roman" w:cs="Times New Roman"/>
-          <w:sz w:val="28"/>
-          <w:szCs w:val="28"/>
-        </w:rPr>
-      </w:pPr>
-      <w:r>
-        <w:rPr>
-          <w:rFonts w:ascii="Times New Roman" w:hAnsi="Times New Roman" w:cs="Times New Roman"/>
-          <w:sz w:val="28"/>
-          <w:szCs w:val="28"/>
-        </w:rPr>
-        <w:t>Цель — работоспособный прототип с проектами, задачами, файлами, уведомлениями и отчётом за период</w:t>
+        <w:t>СЛАЙД 2. Постановка и актуальность</w:t>
+      </w:r>
+    </w:p>
+    <w:p>
+      <w:pPr>
+        <w:jc w:val="both"/>
+        <w:rPr>
+          <w:rFonts w:ascii="Times New Roman" w:hAnsi="Times New Roman" w:cs="Times New Roman"/>
+          <w:sz w:val="28"/>
+          <w:szCs w:val="28"/>
+        </w:rPr>
+      </w:pPr>
+      <w:r>
+        <w:rPr>
+          <w:rFonts w:ascii="Times New Roman" w:hAnsi="Times New Roman" w:cs="Times New Roman"/>
+          <w:sz w:val="28"/>
+          <w:szCs w:val="28"/>
+        </w:rPr>
+        <w:t>Командам нужна одна система для проектов, задач, обсуждений и отчётов — вместо разрозненных чатов и таблиц.</w:t>
+      </w:r>
+    </w:p>
+    <w:p>
+      <w:pPr>
+        <w:jc w:val="both"/>
+        <w:rPr>
+          <w:rFonts w:ascii="Times New Roman" w:hAnsi="Times New Roman" w:cs="Times New Roman"/>
+          <w:sz w:val="28"/>
+          <w:szCs w:val="28"/>
+        </w:rPr>
+      </w:pPr>
+      <w:r>
+        <w:rPr>
+          <w:rFonts w:ascii="Times New Roman" w:hAnsi="Times New Roman" w:cs="Times New Roman"/>
+          <w:sz w:val="28"/>
+          <w:szCs w:val="28"/>
+        </w:rPr>
+        <w:t>Так теряется история по задаче, руководителю сложно видеть загрузку, и не всем подходит хранение данных в чужом облаке</w:t>
       </w:r>
       <w:r>
         <w:rPr>
@@ -219,43 +201,147 @@
           <w:sz w:val="28"/>
           <w:szCs w:val="28"/>
         </w:rPr>
-        <w:t>СЛАЙД 3. Задачи работы</w:t>
-      </w:r>
-    </w:p>
-    <w:p>
-      <w:pPr>
-        <w:jc w:val="both"/>
-        <w:rPr>
-          <w:rFonts w:ascii="Times New Roman" w:hAnsi="Times New Roman" w:cs="Times New Roman"/>
-          <w:sz w:val="28"/>
-          <w:szCs w:val="28"/>
-        </w:rPr>
-      </w:pPr>
-      <w:r>
-        <w:rPr>
-          <w:rFonts w:ascii="Times New Roman" w:hAnsi="Times New Roman" w:cs="Times New Roman"/>
-          <w:sz w:val="28"/>
-          <w:szCs w:val="28"/>
-        </w:rPr>
-        <w:t>Поставлены пять задач.</w:t>
-      </w:r>
-    </w:p>
-    <w:p>
-      <w:pPr>
-        <w:jc w:val="both"/>
-        <w:rPr>
-          <w:rFonts w:ascii="Times New Roman" w:hAnsi="Times New Roman" w:cs="Times New Roman"/>
-          <w:sz w:val="28"/>
-          <w:szCs w:val="28"/>
-        </w:rPr>
-      </w:pPr>
-      <w:r>
-        <w:rPr>
-          <w:rFonts w:ascii="Times New Roman" w:hAnsi="Times New Roman" w:cs="Times New Roman"/>
-          <w:sz w:val="28"/>
-          <w:szCs w:val="28"/>
-        </w:rPr>
-        <w:t>Пять задач: требования и декомпозиция на сервисы, модели данных и REST, backend, веб-клиент, развёртывание и автотесты с CI</w:t>
+        <w:t xml:space="preserve">СЛАЙД 3. Цель и задачи </w:t>
+      </w:r>
+      <w:r>
+        <w:rPr>
+          <w:rFonts w:ascii="Times New Roman" w:hAnsi="Times New Roman" w:cs="Times New Roman"/>
+          <w:b/>
+          <w:bCs/>
+          <w:sz w:val="28"/>
+          <w:szCs w:val="28"/>
+        </w:rPr>
+        <w:t>работы</w:t>
+      </w:r>
+    </w:p>
+    <w:p>
+      <w:pPr>
+        <w:jc w:val="both"/>
+        <w:rPr>
+          <w:rFonts w:ascii="Times New Roman" w:hAnsi="Times New Roman" w:cs="Times New Roman"/>
+          <w:sz w:val="28"/>
+          <w:szCs w:val="28"/>
+        </w:rPr>
+      </w:pPr>
+      <w:r>
+        <w:rPr>
+          <w:rFonts w:ascii="Times New Roman" w:hAnsi="Times New Roman" w:cs="Times New Roman"/>
+          <w:sz w:val="28"/>
+          <w:szCs w:val="28"/>
+        </w:rPr>
+        <w:t xml:space="preserve">Цель работы — разработать </w:t>
+      </w:r>
+      <w:proofErr w:type="spellStart"/>
+      <w:r>
+        <w:rPr>
+          <w:rFonts w:ascii="Times New Roman" w:hAnsi="Times New Roman" w:cs="Times New Roman"/>
+          <w:sz w:val="28"/>
+          <w:szCs w:val="28"/>
+        </w:rPr>
+        <w:t>TaskBoard</w:t>
+      </w:r>
+      <w:proofErr w:type="spellEnd"/>
+      <w:r>
+        <w:rPr>
+          <w:rFonts w:ascii="Times New Roman" w:hAnsi="Times New Roman" w:cs="Times New Roman"/>
+          <w:sz w:val="28"/>
+          <w:szCs w:val="28"/>
+        </w:rPr>
+        <w:t>, микросервисное веб-приложение для управления внутренними задачами, проектами и коммуникацией команды на собственной инфраструктуре.</w:t>
+      </w:r>
+    </w:p>
+    <w:p>
+      <w:pPr>
+        <w:jc w:val="both"/>
+        <w:rPr>
+          <w:rFonts w:ascii="Times New Roman" w:hAnsi="Times New Roman" w:cs="Times New Roman"/>
+          <w:sz w:val="28"/>
+          <w:szCs w:val="28"/>
+        </w:rPr>
+      </w:pPr>
+      <w:r>
+        <w:rPr>
+          <w:rFonts w:ascii="Times New Roman" w:hAnsi="Times New Roman" w:cs="Times New Roman"/>
+          <w:sz w:val="28"/>
+          <w:szCs w:val="28"/>
+        </w:rPr>
+        <w:t>Для достижения цели поставлены пять задач:</w:t>
+      </w:r>
+      <w:r>
+        <w:rPr>
+          <w:rFonts w:ascii="Times New Roman" w:hAnsi="Times New Roman" w:cs="Times New Roman"/>
+          <w:sz w:val="28"/>
+          <w:szCs w:val="28"/>
+        </w:rPr>
+        <w:t xml:space="preserve"> </w:t>
+      </w:r>
+      <w:r>
+        <w:rPr>
+          <w:rFonts w:ascii="Times New Roman" w:hAnsi="Times New Roman" w:cs="Times New Roman"/>
+          <w:sz w:val="28"/>
+          <w:szCs w:val="28"/>
+        </w:rPr>
+        <w:t xml:space="preserve">требования и декомпозиция на сервисы, модели данных и REST, </w:t>
+      </w:r>
+      <w:proofErr w:type="spellStart"/>
+      <w:r>
+        <w:rPr>
+          <w:rFonts w:ascii="Times New Roman" w:hAnsi="Times New Roman" w:cs="Times New Roman"/>
+          <w:sz w:val="28"/>
+          <w:szCs w:val="28"/>
+        </w:rPr>
+        <w:t>backend</w:t>
+      </w:r>
+      <w:proofErr w:type="spellEnd"/>
+      <w:r>
+        <w:rPr>
+          <w:rFonts w:ascii="Times New Roman" w:hAnsi="Times New Roman" w:cs="Times New Roman"/>
+          <w:sz w:val="28"/>
+          <w:szCs w:val="28"/>
+        </w:rPr>
+        <w:t xml:space="preserve"> с </w:t>
+      </w:r>
+      <w:r>
+        <w:rPr>
+          <w:rFonts w:ascii="Times New Roman" w:hAnsi="Times New Roman" w:cs="Times New Roman"/>
+          <w:sz w:val="28"/>
+          <w:szCs w:val="28"/>
+        </w:rPr>
+        <w:t>веб-клиент</w:t>
+      </w:r>
+      <w:r>
+        <w:rPr>
+          <w:rFonts w:ascii="Times New Roman" w:hAnsi="Times New Roman" w:cs="Times New Roman"/>
+          <w:sz w:val="28"/>
+          <w:szCs w:val="28"/>
+        </w:rPr>
+        <w:t>ом</w:t>
+      </w:r>
+      <w:r>
+        <w:rPr>
+          <w:rFonts w:ascii="Times New Roman" w:hAnsi="Times New Roman" w:cs="Times New Roman"/>
+          <w:sz w:val="28"/>
+          <w:szCs w:val="28"/>
+        </w:rPr>
+        <w:t xml:space="preserve">, развёртывание и </w:t>
+      </w:r>
+      <w:proofErr w:type="spellStart"/>
+      <w:r>
+        <w:rPr>
+          <w:rFonts w:ascii="Times New Roman" w:hAnsi="Times New Roman" w:cs="Times New Roman"/>
+          <w:sz w:val="28"/>
+          <w:szCs w:val="28"/>
+        </w:rPr>
+        <w:t>автотесты</w:t>
+      </w:r>
+      <w:proofErr w:type="spellEnd"/>
+      <w:r>
+        <w:rPr>
+          <w:rFonts w:ascii="Times New Roman" w:hAnsi="Times New Roman" w:cs="Times New Roman"/>
+          <w:sz w:val="28"/>
+          <w:szCs w:val="28"/>
+        </w:rPr>
+        <w:t xml:space="preserve"> с CI</w:t>
       </w:r>
       <w:r>
         <w:rPr>
@@ -303,51 +389,149 @@
           <w:sz w:val="28"/>
           <w:szCs w:val="28"/>
         </w:rPr>
-        <w:t>Сравнил TaskBoard с Jira, Trello и Битрикс24</w:t>
-      </w:r>
-      <w:r>
-        <w:rPr>
-          <w:rFonts w:ascii="Times New Roman" w:hAnsi="Times New Roman" w:cs="Times New Roman"/>
-          <w:sz w:val="28"/>
-          <w:szCs w:val="28"/>
-        </w:rPr>
-        <w:t xml:space="preserve"> — в таблице на слайде.</w:t>
-      </w:r>
-    </w:p>
-    <w:p>
-      <w:pPr>
-        <w:jc w:val="both"/>
-        <w:rPr>
-          <w:rFonts w:ascii="Times New Roman" w:hAnsi="Times New Roman" w:cs="Times New Roman"/>
-          <w:sz w:val="28"/>
-          <w:szCs w:val="28"/>
-        </w:rPr>
-      </w:pPr>
-      <w:r>
-        <w:rPr>
-          <w:rFonts w:ascii="Times New Roman" w:hAnsi="Times New Roman" w:cs="Times New Roman"/>
-          <w:sz w:val="28"/>
-          <w:szCs w:val="28"/>
-        </w:rPr>
-        <w:t>Jira — IT-команды и сложные процессы, данные в облаке, платная подписка.</w:t>
-      </w:r>
-    </w:p>
-    <w:p>
-      <w:pPr>
-        <w:jc w:val="both"/>
-        <w:rPr>
-          <w:rFonts w:ascii="Times New Roman" w:hAnsi="Times New Roman" w:cs="Times New Roman"/>
-          <w:sz w:val="28"/>
-          <w:szCs w:val="28"/>
-        </w:rPr>
-      </w:pPr>
-      <w:r>
-        <w:rPr>
-          <w:rFonts w:ascii="Times New Roman" w:hAnsi="Times New Roman" w:cs="Times New Roman"/>
-          <w:sz w:val="28"/>
-          <w:szCs w:val="28"/>
-        </w:rPr>
-        <w:t>Trello — наглядная доска для малых команд, тоже облако.</w:t>
+        <w:t>Было проведено сравнение</w:t>
+      </w:r>
+      <w:r>
+        <w:rPr>
+          <w:rFonts w:ascii="Times New Roman" w:hAnsi="Times New Roman" w:cs="Times New Roman"/>
+          <w:sz w:val="28"/>
+          <w:szCs w:val="28"/>
+        </w:rPr>
+        <w:t xml:space="preserve"> </w:t>
+      </w:r>
+      <w:proofErr w:type="spellStart"/>
+      <w:r>
+        <w:rPr>
+          <w:rFonts w:ascii="Times New Roman" w:hAnsi="Times New Roman" w:cs="Times New Roman"/>
+          <w:sz w:val="28"/>
+          <w:szCs w:val="28"/>
+        </w:rPr>
+        <w:t>TaskBoard</w:t>
+      </w:r>
+      <w:proofErr w:type="spellEnd"/>
+      <w:r>
+        <w:rPr>
+          <w:rFonts w:ascii="Times New Roman" w:hAnsi="Times New Roman" w:cs="Times New Roman"/>
+          <w:sz w:val="28"/>
+          <w:szCs w:val="28"/>
+        </w:rPr>
+        <w:t xml:space="preserve"> с </w:t>
+      </w:r>
+      <w:proofErr w:type="spellStart"/>
+      <w:r>
+        <w:rPr>
+          <w:rFonts w:ascii="Times New Roman" w:hAnsi="Times New Roman" w:cs="Times New Roman"/>
+          <w:sz w:val="28"/>
+          <w:szCs w:val="28"/>
+        </w:rPr>
+        <w:t>Jira</w:t>
+      </w:r>
+      <w:proofErr w:type="spellEnd"/>
+      <w:r>
+        <w:rPr>
+          <w:rFonts w:ascii="Times New Roman" w:hAnsi="Times New Roman" w:cs="Times New Roman"/>
+          <w:sz w:val="28"/>
+          <w:szCs w:val="28"/>
+        </w:rPr>
+        <w:t xml:space="preserve">, </w:t>
+      </w:r>
+      <w:proofErr w:type="spellStart"/>
+      <w:r>
+        <w:rPr>
+          <w:rFonts w:ascii="Times New Roman" w:hAnsi="Times New Roman" w:cs="Times New Roman"/>
+          <w:sz w:val="28"/>
+          <w:szCs w:val="28"/>
+        </w:rPr>
+        <w:t>Trello</w:t>
+      </w:r>
+      <w:proofErr w:type="spellEnd"/>
+      <w:r>
+        <w:rPr>
+          <w:rFonts w:ascii="Times New Roman" w:hAnsi="Times New Roman" w:cs="Times New Roman"/>
+          <w:sz w:val="28"/>
+          <w:szCs w:val="28"/>
+        </w:rPr>
+        <w:t xml:space="preserve"> и Битрикс24</w:t>
+      </w:r>
+      <w:r>
+        <w:rPr>
+          <w:rFonts w:ascii="Times New Roman" w:hAnsi="Times New Roman" w:cs="Times New Roman"/>
+          <w:sz w:val="28"/>
+          <w:szCs w:val="28"/>
+        </w:rPr>
+        <w:t xml:space="preserve"> — </w:t>
+      </w:r>
+      <w:r>
+        <w:rPr>
+          <w:rFonts w:ascii="Times New Roman" w:hAnsi="Times New Roman" w:cs="Times New Roman"/>
+          <w:sz w:val="28"/>
+          <w:szCs w:val="28"/>
+        </w:rPr>
+        <w:t xml:space="preserve">подробно </w:t>
+      </w:r>
+      <w:r>
+        <w:rPr>
+          <w:rFonts w:ascii="Times New Roman" w:hAnsi="Times New Roman" w:cs="Times New Roman"/>
+          <w:sz w:val="28"/>
+          <w:szCs w:val="28"/>
+        </w:rPr>
+        <w:t>в таблице на слайде.</w:t>
+      </w:r>
+    </w:p>
+    <w:p>
+      <w:pPr>
+        <w:jc w:val="both"/>
+        <w:rPr>
+          <w:rFonts w:ascii="Times New Roman" w:hAnsi="Times New Roman" w:cs="Times New Roman"/>
+          <w:sz w:val="28"/>
+          <w:szCs w:val="28"/>
+        </w:rPr>
+      </w:pPr>
+      <w:proofErr w:type="spellStart"/>
+      <w:r>
+        <w:rPr>
+          <w:rFonts w:ascii="Times New Roman" w:hAnsi="Times New Roman" w:cs="Times New Roman"/>
+          <w:sz w:val="28"/>
+          <w:szCs w:val="28"/>
+        </w:rPr>
+        <w:t>Jira</w:t>
+      </w:r>
+      <w:proofErr w:type="spellEnd"/>
+      <w:r>
+        <w:rPr>
+          <w:rFonts w:ascii="Times New Roman" w:hAnsi="Times New Roman" w:cs="Times New Roman"/>
+          <w:sz w:val="28"/>
+          <w:szCs w:val="28"/>
+        </w:rPr>
+        <w:t xml:space="preserve"> — IT-команды и сложные процессы, данные в облаке, платная подписка.</w:t>
+      </w:r>
+    </w:p>
+    <w:p>
+      <w:pPr>
+        <w:jc w:val="both"/>
+        <w:rPr>
+          <w:rFonts w:ascii="Times New Roman" w:hAnsi="Times New Roman" w:cs="Times New Roman"/>
+          <w:sz w:val="28"/>
+          <w:szCs w:val="28"/>
+        </w:rPr>
+      </w:pPr>
+      <w:proofErr w:type="spellStart"/>
+      <w:r>
+        <w:rPr>
+          <w:rFonts w:ascii="Times New Roman" w:hAnsi="Times New Roman" w:cs="Times New Roman"/>
+          <w:sz w:val="28"/>
+          <w:szCs w:val="28"/>
+        </w:rPr>
+        <w:t>Trello</w:t>
+      </w:r>
+      <w:proofErr w:type="spellEnd"/>
+      <w:r>
+        <w:rPr>
+          <w:rFonts w:ascii="Times New Roman" w:hAnsi="Times New Roman" w:cs="Times New Roman"/>
+          <w:sz w:val="28"/>
+          <w:szCs w:val="28"/>
+        </w:rPr>
+        <w:t xml:space="preserve"> — наглядная доска для малых команд, тоже облако.</w:t>
       </w:r>
     </w:p>
     <w:p>
@@ -377,35 +561,67 @@
           <w:szCs w:val="28"/>
         </w:rPr>
       </w:pPr>
-      <w:r>
-        <w:rPr>
-          <w:rFonts w:ascii="Times New Roman" w:hAnsi="Times New Roman" w:cs="Times New Roman"/>
-          <w:sz w:val="28"/>
-          <w:szCs w:val="28"/>
-        </w:rPr>
-        <w:t>TaskBoard — не замена им, а свой прототип на своём сервере.</w:t>
-      </w:r>
-    </w:p>
-    <w:p>
-      <w:pPr>
-        <w:jc w:val="both"/>
-        <w:rPr>
-          <w:rFonts w:ascii="Times New Roman" w:hAnsi="Times New Roman" w:cs="Times New Roman"/>
-          <w:b/>
-          <w:bCs/>
-          <w:sz w:val="28"/>
-          <w:szCs w:val="28"/>
-        </w:rPr>
-      </w:pPr>
-      <w:r>
-        <w:rPr>
-          <w:rFonts w:ascii="Times New Roman" w:hAnsi="Times New Roman" w:cs="Times New Roman"/>
-          <w:b/>
-          <w:bCs/>
-          <w:sz w:val="28"/>
-          <w:szCs w:val="28"/>
-        </w:rPr>
-        <w:t>СЛАЙД 5. TaskBoard — плюсы, минусы, для кого</w:t>
+      <w:proofErr w:type="spellStart"/>
+      <w:r>
+        <w:rPr>
+          <w:rFonts w:ascii="Times New Roman" w:hAnsi="Times New Roman" w:cs="Times New Roman"/>
+          <w:sz w:val="28"/>
+          <w:szCs w:val="28"/>
+        </w:rPr>
+        <w:t>TaskBoard</w:t>
+      </w:r>
+      <w:proofErr w:type="spellEnd"/>
+      <w:r>
+        <w:rPr>
+          <w:rFonts w:ascii="Times New Roman" w:hAnsi="Times New Roman" w:cs="Times New Roman"/>
+          <w:sz w:val="28"/>
+          <w:szCs w:val="28"/>
+        </w:rPr>
+        <w:t xml:space="preserve"> — не замена им, а свой прототип на своём сервере.</w:t>
+      </w:r>
+    </w:p>
+    <w:p>
+      <w:pPr>
+        <w:jc w:val="both"/>
+        <w:rPr>
+          <w:rFonts w:ascii="Times New Roman" w:hAnsi="Times New Roman" w:cs="Times New Roman"/>
+          <w:b/>
+          <w:bCs/>
+          <w:sz w:val="28"/>
+          <w:szCs w:val="28"/>
+        </w:rPr>
+      </w:pPr>
+      <w:r>
+        <w:rPr>
+          <w:rFonts w:ascii="Times New Roman" w:hAnsi="Times New Roman" w:cs="Times New Roman"/>
+          <w:b/>
+          <w:bCs/>
+          <w:sz w:val="28"/>
+          <w:szCs w:val="28"/>
+        </w:rPr>
+        <w:t xml:space="preserve">СЛАЙД 5. </w:t>
+      </w:r>
+      <w:proofErr w:type="spellStart"/>
+      <w:r>
+        <w:rPr>
+          <w:rFonts w:ascii="Times New Roman" w:hAnsi="Times New Roman" w:cs="Times New Roman"/>
+          <w:b/>
+          <w:bCs/>
+          <w:sz w:val="28"/>
+          <w:szCs w:val="28"/>
+        </w:rPr>
+        <w:t>TaskBoard</w:t>
+      </w:r>
+      <w:proofErr w:type="spellEnd"/>
+      <w:r>
+        <w:rPr>
+          <w:rFonts w:ascii="Times New Roman" w:hAnsi="Times New Roman" w:cs="Times New Roman"/>
+          <w:b/>
+          <w:bCs/>
+          <w:sz w:val="28"/>
+          <w:szCs w:val="28"/>
+        </w:rPr>
+        <w:t xml:space="preserve"> — плюсы, минусы, для кого</w:t>
       </w:r>
     </w:p>
     <w:p>
@@ -459,6 +675,7 @@
           <w:sz w:val="28"/>
           <w:szCs w:val="28"/>
         </w:rPr>
+        <w:lastRenderedPageBreak/>
         <w:t>Подходит малым командам и организациям со своим сервером</w:t>
       </w:r>
       <w:r>
@@ -489,45 +706,531 @@
           <w:sz w:val="28"/>
           <w:szCs w:val="28"/>
         </w:rPr>
+        <w:t>СЛАЙД 6. Требования к системе</w:t>
+      </w:r>
+    </w:p>
+    <w:p>
+      <w:pPr>
+        <w:jc w:val="both"/>
+        <w:rPr>
+          <w:rFonts w:ascii="Times New Roman" w:hAnsi="Times New Roman" w:cs="Times New Roman"/>
+          <w:sz w:val="28"/>
+          <w:szCs w:val="28"/>
+        </w:rPr>
+      </w:pPr>
+      <w:r>
+        <w:rPr>
+          <w:rFonts w:ascii="Times New Roman" w:hAnsi="Times New Roman" w:cs="Times New Roman"/>
+          <w:sz w:val="28"/>
+          <w:szCs w:val="28"/>
+        </w:rPr>
+        <w:t>Функционально — роли, проекты и задачи, комментарии, вложения, уведомления и отчёты; исполнитель только из участников проекта.</w:t>
+      </w:r>
+    </w:p>
+    <w:p>
+      <w:pPr>
+        <w:jc w:val="both"/>
+        <w:rPr>
+          <w:rFonts w:ascii="Times New Roman" w:hAnsi="Times New Roman" w:cs="Times New Roman"/>
+          <w:sz w:val="28"/>
+          <w:szCs w:val="28"/>
+        </w:rPr>
+      </w:pPr>
+      <w:r>
+        <w:rPr>
+          <w:rFonts w:ascii="Times New Roman" w:hAnsi="Times New Roman" w:cs="Times New Roman"/>
+          <w:sz w:val="28"/>
+          <w:szCs w:val="28"/>
+        </w:rPr>
+        <w:t xml:space="preserve">Технически — </w:t>
+      </w:r>
+      <w:proofErr w:type="spellStart"/>
+      <w:r>
+        <w:rPr>
+          <w:rFonts w:ascii="Times New Roman" w:hAnsi="Times New Roman" w:cs="Times New Roman"/>
+          <w:sz w:val="28"/>
+          <w:szCs w:val="28"/>
+        </w:rPr>
+        <w:t>Docker</w:t>
+      </w:r>
+      <w:proofErr w:type="spellEnd"/>
+      <w:r>
+        <w:rPr>
+          <w:rFonts w:ascii="Times New Roman" w:hAnsi="Times New Roman" w:cs="Times New Roman"/>
+          <w:sz w:val="28"/>
+          <w:szCs w:val="28"/>
+        </w:rPr>
+        <w:t xml:space="preserve"> </w:t>
+      </w:r>
+      <w:proofErr w:type="spellStart"/>
+      <w:r>
+        <w:rPr>
+          <w:rFonts w:ascii="Times New Roman" w:hAnsi="Times New Roman" w:cs="Times New Roman"/>
+          <w:sz w:val="28"/>
+          <w:szCs w:val="28"/>
+        </w:rPr>
+        <w:t>Compose</w:t>
+      </w:r>
+      <w:proofErr w:type="spellEnd"/>
+      <w:r>
+        <w:rPr>
+          <w:rFonts w:ascii="Times New Roman" w:hAnsi="Times New Roman" w:cs="Times New Roman"/>
+          <w:sz w:val="28"/>
+          <w:szCs w:val="28"/>
+        </w:rPr>
+        <w:t xml:space="preserve">, JWT, журналы и </w:t>
+      </w:r>
+      <w:proofErr w:type="spellStart"/>
+      <w:r>
+        <w:rPr>
+          <w:rFonts w:ascii="Times New Roman" w:hAnsi="Times New Roman" w:cs="Times New Roman"/>
+          <w:sz w:val="28"/>
+          <w:szCs w:val="28"/>
+        </w:rPr>
+        <w:t>автотесты</w:t>
+      </w:r>
+      <w:proofErr w:type="spellEnd"/>
+      <w:r>
+        <w:rPr>
+          <w:rFonts w:ascii="Times New Roman" w:hAnsi="Times New Roman" w:cs="Times New Roman"/>
+          <w:sz w:val="28"/>
+          <w:szCs w:val="28"/>
+        </w:rPr>
+        <w:t xml:space="preserve"> в CI</w:t>
+      </w:r>
+      <w:r>
+        <w:rPr>
+          <w:rFonts w:ascii="Times New Roman" w:hAnsi="Times New Roman" w:cs="Times New Roman"/>
+          <w:sz w:val="28"/>
+          <w:szCs w:val="28"/>
+        </w:rPr>
+        <w:t>.</w:t>
+      </w:r>
+    </w:p>
+    <w:p>
+      <w:pPr>
+        <w:jc w:val="both"/>
+        <w:rPr>
+          <w:rFonts w:ascii="Times New Roman" w:hAnsi="Times New Roman" w:cs="Times New Roman"/>
+          <w:b/>
+          <w:bCs/>
+          <w:sz w:val="28"/>
+          <w:szCs w:val="28"/>
+        </w:rPr>
+      </w:pPr>
+      <w:r>
+        <w:rPr>
+          <w:rFonts w:ascii="Times New Roman" w:hAnsi="Times New Roman" w:cs="Times New Roman"/>
+          <w:b/>
+          <w:bCs/>
+          <w:sz w:val="28"/>
+          <w:szCs w:val="28"/>
+        </w:rPr>
+        <w:t>СЛАЙД 7. Критерии приёмки</w:t>
+      </w:r>
+    </w:p>
+    <w:p>
+      <w:pPr>
+        <w:jc w:val="both"/>
+        <w:rPr>
+          <w:rFonts w:ascii="Times New Roman" w:hAnsi="Times New Roman" w:cs="Times New Roman"/>
+          <w:sz w:val="28"/>
+          <w:szCs w:val="28"/>
+        </w:rPr>
+      </w:pPr>
+      <w:r>
+        <w:rPr>
+          <w:rFonts w:ascii="Times New Roman" w:hAnsi="Times New Roman" w:cs="Times New Roman"/>
+          <w:sz w:val="28"/>
+          <w:szCs w:val="28"/>
+        </w:rPr>
+        <w:t>Восемь критериев: учётная запись и JWT; проекты, задачи, вложения и чужие уведомления; отчёт, CSV, стенд и CI.</w:t>
+      </w:r>
+    </w:p>
+    <w:p>
+      <w:pPr>
+        <w:jc w:val="both"/>
+        <w:rPr>
+          <w:rFonts w:ascii="Times New Roman" w:hAnsi="Times New Roman" w:cs="Times New Roman"/>
+          <w:sz w:val="28"/>
+          <w:szCs w:val="28"/>
+        </w:rPr>
+      </w:pPr>
+      <w:r>
+        <w:rPr>
+          <w:rFonts w:ascii="Times New Roman" w:hAnsi="Times New Roman" w:cs="Times New Roman"/>
+          <w:sz w:val="28"/>
+          <w:szCs w:val="28"/>
+        </w:rPr>
+        <w:t>Проверка — тестами и тем, что покажу в интерфейсе</w:t>
+      </w:r>
+      <w:r>
+        <w:rPr>
+          <w:rFonts w:ascii="Times New Roman" w:hAnsi="Times New Roman" w:cs="Times New Roman"/>
+          <w:sz w:val="28"/>
+          <w:szCs w:val="28"/>
+        </w:rPr>
+        <w:t>.</w:t>
+      </w:r>
+    </w:p>
+    <w:p>
+      <w:pPr>
+        <w:jc w:val="both"/>
+        <w:rPr>
+          <w:rFonts w:ascii="Times New Roman" w:hAnsi="Times New Roman" w:cs="Times New Roman"/>
+          <w:b/>
+          <w:bCs/>
+          <w:sz w:val="28"/>
+          <w:szCs w:val="28"/>
+        </w:rPr>
+      </w:pPr>
+      <w:r>
+        <w:rPr>
+          <w:rFonts w:ascii="Times New Roman" w:hAnsi="Times New Roman" w:cs="Times New Roman"/>
+          <w:b/>
+          <w:bCs/>
+          <w:sz w:val="28"/>
+          <w:szCs w:val="28"/>
+        </w:rPr>
+        <w:t>СЛАЙД 8. Демонстрация интерфейса</w:t>
+      </w:r>
+    </w:p>
+    <w:p>
+      <w:pPr>
+        <w:jc w:val="both"/>
+        <w:rPr>
+          <w:rFonts w:ascii="Times New Roman" w:hAnsi="Times New Roman" w:cs="Times New Roman"/>
+          <w:sz w:val="28"/>
+          <w:szCs w:val="28"/>
+        </w:rPr>
+      </w:pPr>
+      <w:r>
+        <w:rPr>
+          <w:rFonts w:ascii="Times New Roman" w:hAnsi="Times New Roman" w:cs="Times New Roman"/>
+          <w:sz w:val="28"/>
+          <w:szCs w:val="28"/>
+        </w:rPr>
+        <w:t>П</w:t>
+      </w:r>
+      <w:r>
+        <w:rPr>
+          <w:rFonts w:ascii="Times New Roman" w:hAnsi="Times New Roman" w:cs="Times New Roman"/>
+          <w:sz w:val="28"/>
+          <w:szCs w:val="28"/>
+        </w:rPr>
+        <w:t>окажу прототип одним сквозным сценарием — от входа пользователя до отчёта</w:t>
+      </w:r>
+      <w:r>
+        <w:rPr>
+          <w:rFonts w:ascii="Times New Roman" w:hAnsi="Times New Roman" w:cs="Times New Roman"/>
+          <w:sz w:val="28"/>
+          <w:szCs w:val="28"/>
+        </w:rPr>
+        <w:t>.</w:t>
+      </w:r>
+    </w:p>
+    <w:p>
+      <w:pPr>
+        <w:jc w:val="both"/>
+        <w:rPr>
+          <w:rFonts w:ascii="Times New Roman" w:hAnsi="Times New Roman" w:cs="Times New Roman"/>
+          <w:b/>
+          <w:bCs/>
+          <w:sz w:val="28"/>
+          <w:szCs w:val="28"/>
+        </w:rPr>
+      </w:pPr>
+      <w:r>
+        <w:rPr>
+          <w:rFonts w:ascii="Times New Roman" w:hAnsi="Times New Roman" w:cs="Times New Roman"/>
+          <w:b/>
+          <w:bCs/>
+          <w:sz w:val="28"/>
+          <w:szCs w:val="28"/>
+        </w:rPr>
+        <w:t>СЛАЙД 9. Главная страница</w:t>
+      </w:r>
+    </w:p>
+    <w:p>
+      <w:pPr>
+        <w:jc w:val="both"/>
+        <w:rPr>
+          <w:rFonts w:ascii="Times New Roman" w:hAnsi="Times New Roman" w:cs="Times New Roman"/>
+          <w:sz w:val="28"/>
+          <w:szCs w:val="28"/>
+        </w:rPr>
+      </w:pPr>
+      <w:r>
+        <w:rPr>
+          <w:rFonts w:ascii="Times New Roman" w:hAnsi="Times New Roman" w:cs="Times New Roman"/>
+          <w:sz w:val="28"/>
+          <w:szCs w:val="28"/>
+        </w:rPr>
+        <w:t>После входа пользователь попадает на главную: краткая сводка и быстрые переходы к проектам, задачам и уведомлениям. Отсюда логично начать работу — открываю раздел проектов.</w:t>
+      </w:r>
+    </w:p>
+    <w:p>
+      <w:pPr>
+        <w:jc w:val="both"/>
+        <w:rPr>
+          <w:rFonts w:ascii="Times New Roman" w:hAnsi="Times New Roman" w:cs="Times New Roman"/>
+          <w:b/>
+          <w:bCs/>
+          <w:sz w:val="28"/>
+          <w:szCs w:val="28"/>
+        </w:rPr>
+      </w:pPr>
+      <w:r>
+        <w:rPr>
+          <w:rFonts w:ascii="Times New Roman" w:hAnsi="Times New Roman" w:cs="Times New Roman"/>
+          <w:b/>
+          <w:bCs/>
+          <w:sz w:val="28"/>
+          <w:szCs w:val="28"/>
+        </w:rPr>
+        <w:t>СЛАЙД 10. Проекты</w:t>
+      </w:r>
+    </w:p>
+    <w:p>
+      <w:pPr>
+        <w:jc w:val="both"/>
+        <w:rPr>
+          <w:rFonts w:ascii="Times New Roman" w:hAnsi="Times New Roman" w:cs="Times New Roman"/>
+          <w:sz w:val="28"/>
+          <w:szCs w:val="28"/>
+        </w:rPr>
+      </w:pPr>
+      <w:r>
+        <w:rPr>
+          <w:rFonts w:ascii="Times New Roman" w:hAnsi="Times New Roman" w:cs="Times New Roman"/>
+          <w:sz w:val="28"/>
+          <w:szCs w:val="28"/>
+        </w:rPr>
+        <w:t>В разделе проектов — список всех доступных проектов и состав их участников. Открываю нужный проект, при необходимости добавляю участников и создаю задачу. Здесь важно: исполнителя задачи можно выбрать только из участников этого проекта. Перехожу в саму задачу.</w:t>
+      </w:r>
+    </w:p>
+    <w:p>
+      <w:pPr>
+        <w:jc w:val="both"/>
+        <w:rPr>
+          <w:rFonts w:ascii="Times New Roman" w:hAnsi="Times New Roman" w:cs="Times New Roman"/>
+          <w:b/>
+          <w:bCs/>
+          <w:sz w:val="28"/>
+          <w:szCs w:val="28"/>
+        </w:rPr>
+      </w:pPr>
+      <w:r>
+        <w:rPr>
+          <w:rFonts w:ascii="Times New Roman" w:hAnsi="Times New Roman" w:cs="Times New Roman"/>
+          <w:b/>
+          <w:bCs/>
+          <w:sz w:val="28"/>
+          <w:szCs w:val="28"/>
+        </w:rPr>
+        <w:t>СЛАЙД 11. Карточка задачи</w:t>
+      </w:r>
+    </w:p>
+    <w:p>
+      <w:pPr>
+        <w:jc w:val="both"/>
+        <w:rPr>
+          <w:rFonts w:ascii="Times New Roman" w:hAnsi="Times New Roman" w:cs="Times New Roman"/>
+          <w:sz w:val="28"/>
+          <w:szCs w:val="28"/>
+        </w:rPr>
+      </w:pPr>
+      <w:r>
+        <w:rPr>
+          <w:rFonts w:ascii="Times New Roman" w:hAnsi="Times New Roman" w:cs="Times New Roman"/>
+          <w:sz w:val="28"/>
+          <w:szCs w:val="28"/>
+        </w:rPr>
+        <w:t>В карточке — описание, статус и исполнитель, а ниже три вкладки: комментарии для обсуждения, вложения с предпросмотром и история, куда автоматически пишутся все изменения полей. Когда я меняю что-то в задаче — например, назначаю исполнителя или пишу комментарий — другой участник сразу получает уведомление</w:t>
+      </w:r>
+      <w:r>
+        <w:rPr>
+          <w:rFonts w:ascii="Times New Roman" w:hAnsi="Times New Roman" w:cs="Times New Roman"/>
+          <w:sz w:val="28"/>
+          <w:szCs w:val="28"/>
+        </w:rPr>
+        <w:t>.</w:t>
+      </w:r>
+    </w:p>
+    <w:p>
+      <w:pPr>
+        <w:jc w:val="both"/>
+        <w:rPr>
+          <w:rFonts w:ascii="Times New Roman" w:hAnsi="Times New Roman" w:cs="Times New Roman"/>
+          <w:b/>
+          <w:bCs/>
+          <w:sz w:val="28"/>
+          <w:szCs w:val="28"/>
+        </w:rPr>
+      </w:pPr>
+      <w:r>
+        <w:rPr>
+          <w:rFonts w:ascii="Times New Roman" w:hAnsi="Times New Roman" w:cs="Times New Roman"/>
+          <w:b/>
+          <w:bCs/>
+          <w:sz w:val="28"/>
+          <w:szCs w:val="28"/>
+        </w:rPr>
+        <w:t>СЛАЙД 12. Уведомления</w:t>
+      </w:r>
+    </w:p>
+    <w:p>
+      <w:pPr>
+        <w:jc w:val="both"/>
+        <w:rPr>
+          <w:rFonts w:ascii="Times New Roman" w:hAnsi="Times New Roman" w:cs="Times New Roman"/>
+          <w:sz w:val="28"/>
+          <w:szCs w:val="28"/>
+        </w:rPr>
+      </w:pPr>
+      <w:r>
+        <w:rPr>
+          <w:rFonts w:ascii="Times New Roman" w:hAnsi="Times New Roman" w:cs="Times New Roman"/>
+          <w:sz w:val="28"/>
+          <w:szCs w:val="28"/>
+        </w:rPr>
+        <w:t>В шапке появляется счётчик непрочитанных; по клику открывается лента с фильтром «только непрочитанные», и пользователь видит только свои события. По активности команды нужно ещё понимать общую картину — для этого следующий раздел</w:t>
+      </w:r>
+      <w:r>
+        <w:rPr>
+          <w:rFonts w:ascii="Times New Roman" w:hAnsi="Times New Roman" w:cs="Times New Roman"/>
+          <w:sz w:val="28"/>
+          <w:szCs w:val="28"/>
+        </w:rPr>
+        <w:t>.</w:t>
+      </w:r>
+    </w:p>
+    <w:p>
+      <w:pPr>
+        <w:jc w:val="both"/>
+        <w:rPr>
+          <w:rFonts w:ascii="Times New Roman" w:hAnsi="Times New Roman" w:cs="Times New Roman"/>
+          <w:b/>
+          <w:bCs/>
+          <w:sz w:val="28"/>
+          <w:szCs w:val="28"/>
+        </w:rPr>
+      </w:pPr>
+      <w:r>
+        <w:rPr>
+          <w:rFonts w:ascii="Times New Roman" w:hAnsi="Times New Roman" w:cs="Times New Roman"/>
+          <w:b/>
+          <w:bCs/>
+          <w:sz w:val="28"/>
+          <w:szCs w:val="28"/>
+        </w:rPr>
         <w:lastRenderedPageBreak/>
-        <w:t>СЛАЙД 6. Требования к системе</w:t>
-      </w:r>
-    </w:p>
-    <w:p>
-      <w:pPr>
-        <w:jc w:val="both"/>
-        <w:rPr>
-          <w:rFonts w:ascii="Times New Roman" w:hAnsi="Times New Roman" w:cs="Times New Roman"/>
-          <w:sz w:val="28"/>
-          <w:szCs w:val="28"/>
-        </w:rPr>
-      </w:pPr>
-      <w:r>
-        <w:rPr>
-          <w:rFonts w:ascii="Times New Roman" w:hAnsi="Times New Roman" w:cs="Times New Roman"/>
-          <w:sz w:val="28"/>
-          <w:szCs w:val="28"/>
-        </w:rPr>
-        <w:t>Функционально — роли, проекты и задачи, комментарии, вложения, уведомления и отчёты; исполнитель только из участников проекта.</w:t>
-      </w:r>
-    </w:p>
-    <w:p>
-      <w:pPr>
-        <w:jc w:val="both"/>
-        <w:rPr>
-          <w:rFonts w:ascii="Times New Roman" w:hAnsi="Times New Roman" w:cs="Times New Roman"/>
-          <w:sz w:val="28"/>
-          <w:szCs w:val="28"/>
-        </w:rPr>
-      </w:pPr>
-      <w:r>
-        <w:rPr>
-          <w:rFonts w:ascii="Times New Roman" w:hAnsi="Times New Roman" w:cs="Times New Roman"/>
-          <w:sz w:val="28"/>
-          <w:szCs w:val="28"/>
-        </w:rPr>
-        <w:t>Технически — Docker Compose, JWT, журналы и автотесты в CI</w:t>
-      </w:r>
+        <w:t>СЛАЙД 13. Аналитика</w:t>
+      </w:r>
+    </w:p>
+    <w:p>
+      <w:pPr>
+        <w:jc w:val="both"/>
+        <w:rPr>
+          <w:rFonts w:ascii="Times New Roman" w:hAnsi="Times New Roman" w:cs="Times New Roman"/>
+          <w:sz w:val="28"/>
+          <w:szCs w:val="28"/>
+        </w:rPr>
+      </w:pPr>
+      <w:r>
+        <w:rPr>
+          <w:rFonts w:ascii="Times New Roman" w:hAnsi="Times New Roman" w:cs="Times New Roman"/>
+          <w:sz w:val="28"/>
+          <w:szCs w:val="28"/>
+        </w:rPr>
+        <w:t>На странице аналитики руководитель выбирает период и видит сводные показатели, распределение задач по статусам и топы по проектам и исполнителям. Тут же — выгрузка отчёта в CSV. Так мы прошли весь путь: проект — задача — обсуждение — уведомление — отчёт.</w:t>
+      </w:r>
+    </w:p>
+    <w:p>
+      <w:pPr>
+        <w:jc w:val="both"/>
+        <w:rPr>
+          <w:rFonts w:ascii="Times New Roman" w:hAnsi="Times New Roman" w:cs="Times New Roman"/>
+          <w:b/>
+          <w:bCs/>
+          <w:sz w:val="28"/>
+          <w:szCs w:val="28"/>
+        </w:rPr>
+      </w:pPr>
+      <w:r>
+        <w:rPr>
+          <w:rFonts w:ascii="Times New Roman" w:hAnsi="Times New Roman" w:cs="Times New Roman"/>
+          <w:b/>
+          <w:bCs/>
+          <w:sz w:val="28"/>
+          <w:szCs w:val="28"/>
+        </w:rPr>
+        <w:t>СЛАЙД 14. Архитектура решения</w:t>
+      </w:r>
+    </w:p>
+    <w:p>
+      <w:pPr>
+        <w:jc w:val="both"/>
+        <w:rPr>
+          <w:rFonts w:ascii="Times New Roman" w:hAnsi="Times New Roman" w:cs="Times New Roman"/>
+          <w:sz w:val="28"/>
+          <w:szCs w:val="28"/>
+        </w:rPr>
+      </w:pPr>
+      <w:r>
+        <w:rPr>
+          <w:rFonts w:ascii="Times New Roman" w:hAnsi="Times New Roman" w:cs="Times New Roman"/>
+          <w:sz w:val="28"/>
+          <w:szCs w:val="28"/>
+        </w:rPr>
+        <w:t xml:space="preserve">Три уровня: клиент </w:t>
+      </w:r>
+      <w:proofErr w:type="spellStart"/>
+      <w:r>
+        <w:rPr>
+          <w:rFonts w:ascii="Times New Roman" w:hAnsi="Times New Roman" w:cs="Times New Roman"/>
+          <w:sz w:val="28"/>
+          <w:szCs w:val="28"/>
+        </w:rPr>
+        <w:t>React</w:t>
+      </w:r>
+      <w:proofErr w:type="spellEnd"/>
+      <w:r>
+        <w:rPr>
+          <w:rFonts w:ascii="Times New Roman" w:hAnsi="Times New Roman" w:cs="Times New Roman"/>
+          <w:sz w:val="28"/>
+          <w:szCs w:val="28"/>
+        </w:rPr>
+        <w:t xml:space="preserve">, три сервиса Spring Boot, у каждого своя </w:t>
+      </w:r>
+      <w:proofErr w:type="spellStart"/>
+      <w:r>
+        <w:rPr>
+          <w:rFonts w:ascii="Times New Roman" w:hAnsi="Times New Roman" w:cs="Times New Roman"/>
+          <w:sz w:val="28"/>
+          <w:szCs w:val="28"/>
+        </w:rPr>
+        <w:t>PostgreSQL</w:t>
+      </w:r>
+      <w:proofErr w:type="spellEnd"/>
+      <w:r>
+        <w:rPr>
+          <w:rFonts w:ascii="Times New Roman" w:hAnsi="Times New Roman" w:cs="Times New Roman"/>
+          <w:sz w:val="28"/>
+          <w:szCs w:val="28"/>
+        </w:rPr>
+        <w:t xml:space="preserve">; вложения — в </w:t>
+      </w:r>
+      <w:proofErr w:type="spellStart"/>
+      <w:r>
+        <w:rPr>
+          <w:rFonts w:ascii="Times New Roman" w:hAnsi="Times New Roman" w:cs="Times New Roman"/>
+          <w:sz w:val="28"/>
+          <w:szCs w:val="28"/>
+        </w:rPr>
+        <w:t>MinIO</w:t>
+      </w:r>
+      <w:proofErr w:type="spellEnd"/>
       <w:r>
         <w:rPr>
           <w:rFonts w:ascii="Times New Roman" w:hAnsi="Times New Roman" w:cs="Times New Roman"/>
@@ -542,58 +1245,128 @@
         <w:jc w:val="both"/>
         <w:rPr>
           <w:rFonts w:ascii="Times New Roman" w:hAnsi="Times New Roman" w:cs="Times New Roman"/>
-          <w:b/>
-          <w:bCs/>
-          <w:sz w:val="28"/>
-          <w:szCs w:val="28"/>
-        </w:rPr>
-      </w:pPr>
-      <w:r>
-        <w:rPr>
-          <w:rFonts w:ascii="Times New Roman" w:hAnsi="Times New Roman" w:cs="Times New Roman"/>
-          <w:b/>
-          <w:bCs/>
-          <w:sz w:val="28"/>
-          <w:szCs w:val="28"/>
-        </w:rPr>
-        <w:t>СЛАЙД 7. Критерии приёмки</w:t>
-      </w:r>
-    </w:p>
-    <w:p>
-      <w:pPr>
-        <w:jc w:val="both"/>
-        <w:rPr>
-          <w:rFonts w:ascii="Times New Roman" w:hAnsi="Times New Roman" w:cs="Times New Roman"/>
-          <w:sz w:val="28"/>
-          <w:szCs w:val="28"/>
-        </w:rPr>
-      </w:pPr>
-      <w:r>
-        <w:rPr>
-          <w:rFonts w:ascii="Times New Roman" w:hAnsi="Times New Roman" w:cs="Times New Roman"/>
-          <w:sz w:val="28"/>
-          <w:szCs w:val="28"/>
-        </w:rPr>
-        <w:t>Восемь критериев: учётная запись и JWT; проекты, задачи, вложения и чужие уведомления; отчёт, CSV, стенд и CI.</w:t>
-      </w:r>
-    </w:p>
-    <w:p>
-      <w:pPr>
-        <w:jc w:val="both"/>
-        <w:rPr>
-          <w:rFonts w:ascii="Times New Roman" w:hAnsi="Times New Roman" w:cs="Times New Roman"/>
-          <w:sz w:val="28"/>
-          <w:szCs w:val="28"/>
-        </w:rPr>
-      </w:pPr>
-      <w:r>
-        <w:rPr>
-          <w:rFonts w:ascii="Times New Roman" w:hAnsi="Times New Roman" w:cs="Times New Roman"/>
-          <w:sz w:val="28"/>
-          <w:szCs w:val="28"/>
-        </w:rPr>
-        <w:t>Проверка — тестами и тем, что покажу в интерфейсе</w:t>
-      </w:r>
+          <w:sz w:val="28"/>
+          <w:szCs w:val="28"/>
+        </w:rPr>
+      </w:pPr>
+      <w:proofErr w:type="spellStart"/>
+      <w:r>
+        <w:rPr>
+          <w:rFonts w:ascii="Times New Roman" w:hAnsi="Times New Roman" w:cs="Times New Roman"/>
+          <w:sz w:val="28"/>
+          <w:szCs w:val="28"/>
+        </w:rPr>
+        <w:t>Auth</w:t>
+      </w:r>
+      <w:proofErr w:type="spellEnd"/>
+      <w:r>
+        <w:rPr>
+          <w:rFonts w:ascii="Times New Roman" w:hAnsi="Times New Roman" w:cs="Times New Roman"/>
+          <w:sz w:val="28"/>
+          <w:szCs w:val="28"/>
+        </w:rPr>
+        <w:t xml:space="preserve"> выдаёт JWT; </w:t>
+      </w:r>
+      <w:proofErr w:type="spellStart"/>
+      <w:r>
+        <w:rPr>
+          <w:rFonts w:ascii="Times New Roman" w:hAnsi="Times New Roman" w:cs="Times New Roman"/>
+          <w:sz w:val="28"/>
+          <w:szCs w:val="28"/>
+        </w:rPr>
+        <w:t>tasks</w:t>
+      </w:r>
+      <w:proofErr w:type="spellEnd"/>
+      <w:r>
+        <w:rPr>
+          <w:rFonts w:ascii="Times New Roman" w:hAnsi="Times New Roman" w:cs="Times New Roman"/>
+          <w:sz w:val="28"/>
+          <w:szCs w:val="28"/>
+        </w:rPr>
+        <w:t xml:space="preserve"> ведёт проекты и задачи; </w:t>
+      </w:r>
+      <w:proofErr w:type="spellStart"/>
+      <w:r>
+        <w:rPr>
+          <w:rFonts w:ascii="Times New Roman" w:hAnsi="Times New Roman" w:cs="Times New Roman"/>
+          <w:sz w:val="28"/>
+          <w:szCs w:val="28"/>
+        </w:rPr>
+        <w:t>analytics</w:t>
+      </w:r>
+      <w:proofErr w:type="spellEnd"/>
+      <w:r>
+        <w:rPr>
+          <w:rFonts w:ascii="Times New Roman" w:hAnsi="Times New Roman" w:cs="Times New Roman"/>
+          <w:sz w:val="28"/>
+          <w:szCs w:val="28"/>
+        </w:rPr>
+        <w:t xml:space="preserve"> — уведомления и отчёты, данные задач запрашивает по REST.</w:t>
+      </w:r>
+    </w:p>
+    <w:p>
+      <w:pPr>
+        <w:jc w:val="both"/>
+        <w:rPr>
+          <w:rFonts w:ascii="Times New Roman" w:hAnsi="Times New Roman" w:cs="Times New Roman"/>
+          <w:sz w:val="28"/>
+          <w:szCs w:val="28"/>
+        </w:rPr>
+      </w:pPr>
+      <w:r>
+        <w:rPr>
+          <w:rFonts w:ascii="Times New Roman" w:hAnsi="Times New Roman" w:cs="Times New Roman"/>
+          <w:sz w:val="28"/>
+          <w:szCs w:val="28"/>
+        </w:rPr>
+        <w:t xml:space="preserve">JWT в </w:t>
+      </w:r>
+      <w:proofErr w:type="spellStart"/>
+      <w:r>
+        <w:rPr>
+          <w:rFonts w:ascii="Times New Roman" w:hAnsi="Times New Roman" w:cs="Times New Roman"/>
+          <w:sz w:val="28"/>
+          <w:szCs w:val="28"/>
+        </w:rPr>
+        <w:t>tasks</w:t>
+      </w:r>
+      <w:proofErr w:type="spellEnd"/>
+      <w:r>
+        <w:rPr>
+          <w:rFonts w:ascii="Times New Roman" w:hAnsi="Times New Roman" w:cs="Times New Roman"/>
+          <w:sz w:val="28"/>
+          <w:szCs w:val="28"/>
+        </w:rPr>
+        <w:t xml:space="preserve"> и </w:t>
+      </w:r>
+      <w:proofErr w:type="spellStart"/>
+      <w:r>
+        <w:rPr>
+          <w:rFonts w:ascii="Times New Roman" w:hAnsi="Times New Roman" w:cs="Times New Roman"/>
+          <w:sz w:val="28"/>
+          <w:szCs w:val="28"/>
+        </w:rPr>
+        <w:t>analytics</w:t>
+      </w:r>
+      <w:proofErr w:type="spellEnd"/>
+      <w:r>
+        <w:rPr>
+          <w:rFonts w:ascii="Times New Roman" w:hAnsi="Times New Roman" w:cs="Times New Roman"/>
+          <w:sz w:val="28"/>
+          <w:szCs w:val="28"/>
+        </w:rPr>
+        <w:t xml:space="preserve"> проверяется общей библиотекой </w:t>
+      </w:r>
+      <w:proofErr w:type="spellStart"/>
+      <w:r>
+        <w:rPr>
+          <w:rFonts w:ascii="Times New Roman" w:hAnsi="Times New Roman" w:cs="Times New Roman"/>
+          <w:sz w:val="28"/>
+          <w:szCs w:val="28"/>
+        </w:rPr>
+        <w:t>taskboard-common</w:t>
+      </w:r>
+      <w:proofErr w:type="spellEnd"/>
       <w:r>
         <w:rPr>
           <w:rFonts w:ascii="Times New Roman" w:hAnsi="Times New Roman" w:cs="Times New Roman"/>
@@ -622,26 +1395,72 @@
           <w:sz w:val="28"/>
           <w:szCs w:val="28"/>
         </w:rPr>
-        <w:t>СЛАЙД 8. Демонстрация интерфейса</w:t>
-      </w:r>
-    </w:p>
-    <w:p>
-      <w:pPr>
-        <w:jc w:val="both"/>
-        <w:rPr>
-          <w:rFonts w:ascii="Times New Roman" w:hAnsi="Times New Roman" w:cs="Times New Roman"/>
-          <w:sz w:val="28"/>
-          <w:szCs w:val="28"/>
-        </w:rPr>
-      </w:pPr>
-      <w:r>
-        <w:rPr>
-          <w:rFonts w:ascii="Times New Roman" w:hAnsi="Times New Roman" w:cs="Times New Roman"/>
-          <w:sz w:val="28"/>
-          <w:szCs w:val="28"/>
-        </w:rPr>
-        <w:t>Перехожу к работающему прототипу в браузере</w:t>
-      </w:r>
+        <w:t>СЛАЙД 15. Стек технологий</w:t>
+      </w:r>
+    </w:p>
+    <w:p>
+      <w:pPr>
+        <w:jc w:val="both"/>
+        <w:rPr>
+          <w:rFonts w:ascii="Times New Roman" w:hAnsi="Times New Roman" w:cs="Times New Roman"/>
+          <w:sz w:val="28"/>
+          <w:szCs w:val="28"/>
+        </w:rPr>
+      </w:pPr>
+      <w:r>
+        <w:rPr>
+          <w:rFonts w:ascii="Times New Roman" w:hAnsi="Times New Roman" w:cs="Times New Roman"/>
+          <w:sz w:val="28"/>
+          <w:szCs w:val="28"/>
+        </w:rPr>
+        <w:t>Серверная часть — Java 17 и Spring Boot 3.</w:t>
+      </w:r>
+    </w:p>
+    <w:p>
+      <w:pPr>
+        <w:jc w:val="both"/>
+        <w:rPr>
+          <w:rFonts w:ascii="Times New Roman" w:hAnsi="Times New Roman" w:cs="Times New Roman"/>
+          <w:sz w:val="28"/>
+          <w:szCs w:val="28"/>
+        </w:rPr>
+      </w:pPr>
+      <w:r>
+        <w:rPr>
+          <w:rFonts w:ascii="Times New Roman" w:hAnsi="Times New Roman" w:cs="Times New Roman"/>
+          <w:sz w:val="28"/>
+          <w:szCs w:val="28"/>
+        </w:rPr>
+        <w:t xml:space="preserve">Клиент — </w:t>
+      </w:r>
+      <w:proofErr w:type="spellStart"/>
+      <w:r>
+        <w:rPr>
+          <w:rFonts w:ascii="Times New Roman" w:hAnsi="Times New Roman" w:cs="Times New Roman"/>
+          <w:sz w:val="28"/>
+          <w:szCs w:val="28"/>
+        </w:rPr>
+        <w:t>React</w:t>
+      </w:r>
+      <w:proofErr w:type="spellEnd"/>
+      <w:r>
+        <w:rPr>
+          <w:rFonts w:ascii="Times New Roman" w:hAnsi="Times New Roman" w:cs="Times New Roman"/>
+          <w:sz w:val="28"/>
+          <w:szCs w:val="28"/>
+        </w:rPr>
+        <w:t xml:space="preserve"> 18 и </w:t>
+      </w:r>
+      <w:proofErr w:type="spellStart"/>
+      <w:r>
+        <w:rPr>
+          <w:rFonts w:ascii="Times New Roman" w:hAnsi="Times New Roman" w:cs="Times New Roman"/>
+          <w:sz w:val="28"/>
+          <w:szCs w:val="28"/>
+        </w:rPr>
+        <w:t>Vite</w:t>
+      </w:r>
+      <w:proofErr w:type="spellEnd"/>
       <w:r>
         <w:rPr>
           <w:rFonts w:ascii="Times New Roman" w:hAnsi="Times New Roman" w:cs="Times New Roman"/>
@@ -656,40 +1475,241 @@
         <w:jc w:val="both"/>
         <w:rPr>
           <w:rFonts w:ascii="Times New Roman" w:hAnsi="Times New Roman" w:cs="Times New Roman"/>
-          <w:b/>
-          <w:bCs/>
-          <w:sz w:val="28"/>
-          <w:szCs w:val="28"/>
-        </w:rPr>
-      </w:pPr>
-      <w:r>
-        <w:rPr>
-          <w:rFonts w:ascii="Times New Roman" w:hAnsi="Times New Roman" w:cs="Times New Roman"/>
-          <w:b/>
-          <w:bCs/>
-          <w:sz w:val="28"/>
-          <w:szCs w:val="28"/>
-        </w:rPr>
-        <w:t>СЛАЙД 9. Главная страница</w:t>
-      </w:r>
-    </w:p>
-    <w:p>
-      <w:pPr>
-        <w:jc w:val="both"/>
-        <w:rPr>
-          <w:rFonts w:ascii="Times New Roman" w:hAnsi="Times New Roman" w:cs="Times New Roman"/>
-          <w:sz w:val="28"/>
-          <w:szCs w:val="28"/>
-        </w:rPr>
-      </w:pPr>
-      <w:r>
-        <w:rPr>
-          <w:rFonts w:ascii="Times New Roman" w:hAnsi="Times New Roman" w:cs="Times New Roman"/>
-          <w:sz w:val="28"/>
-          <w:szCs w:val="28"/>
-        </w:rPr>
-        <w:t>После входа — главная: навигация к проектам, задачам и уведомлениям, быстрые переходы по разделам</w:t>
-      </w:r>
+          <w:sz w:val="28"/>
+          <w:szCs w:val="28"/>
+        </w:rPr>
+      </w:pPr>
+      <w:r>
+        <w:rPr>
+          <w:rFonts w:ascii="Times New Roman" w:hAnsi="Times New Roman" w:cs="Times New Roman"/>
+          <w:sz w:val="28"/>
+          <w:szCs w:val="28"/>
+        </w:rPr>
+        <w:t xml:space="preserve">Данные — </w:t>
+      </w:r>
+      <w:proofErr w:type="spellStart"/>
+      <w:r>
+        <w:rPr>
+          <w:rFonts w:ascii="Times New Roman" w:hAnsi="Times New Roman" w:cs="Times New Roman"/>
+          <w:sz w:val="28"/>
+          <w:szCs w:val="28"/>
+        </w:rPr>
+        <w:t>PostgreSQL</w:t>
+      </w:r>
+      <w:proofErr w:type="spellEnd"/>
+      <w:r>
+        <w:rPr>
+          <w:rFonts w:ascii="Times New Roman" w:hAnsi="Times New Roman" w:cs="Times New Roman"/>
+          <w:sz w:val="28"/>
+          <w:szCs w:val="28"/>
+        </w:rPr>
+        <w:t xml:space="preserve"> 16, по отдельной базе на сервис</w:t>
+      </w:r>
+      <w:r>
+        <w:rPr>
+          <w:rFonts w:ascii="Times New Roman" w:hAnsi="Times New Roman" w:cs="Times New Roman"/>
+          <w:sz w:val="28"/>
+          <w:szCs w:val="28"/>
+        </w:rPr>
+        <w:t xml:space="preserve">, файлы — </w:t>
+      </w:r>
+      <w:proofErr w:type="spellStart"/>
+      <w:r>
+        <w:rPr>
+          <w:rFonts w:ascii="Times New Roman" w:hAnsi="Times New Roman" w:cs="Times New Roman"/>
+          <w:sz w:val="28"/>
+          <w:szCs w:val="28"/>
+          <w:lang w:val="en-US"/>
+        </w:rPr>
+        <w:t>MinIO</w:t>
+      </w:r>
+      <w:proofErr w:type="spellEnd"/>
+      <w:r>
+        <w:rPr>
+          <w:rFonts w:ascii="Times New Roman" w:hAnsi="Times New Roman" w:cs="Times New Roman"/>
+          <w:sz w:val="28"/>
+          <w:szCs w:val="28"/>
+        </w:rPr>
+        <w:t xml:space="preserve">. </w:t>
+      </w:r>
+    </w:p>
+    <w:p>
+      <w:pPr>
+        <w:jc w:val="both"/>
+        <w:rPr>
+          <w:rFonts w:ascii="Times New Roman" w:hAnsi="Times New Roman" w:cs="Times New Roman"/>
+          <w:sz w:val="28"/>
+          <w:szCs w:val="28"/>
+          <w:lang w:val="en-US"/>
+        </w:rPr>
+      </w:pPr>
+      <w:r>
+        <w:rPr>
+          <w:rFonts w:ascii="Times New Roman" w:hAnsi="Times New Roman" w:cs="Times New Roman"/>
+          <w:sz w:val="28"/>
+          <w:szCs w:val="28"/>
+        </w:rPr>
+        <w:t>Запуск</w:t>
+      </w:r>
+      <w:r>
+        <w:rPr>
+          <w:rFonts w:ascii="Times New Roman" w:hAnsi="Times New Roman" w:cs="Times New Roman"/>
+          <w:sz w:val="28"/>
+          <w:szCs w:val="28"/>
+          <w:lang w:val="en-US"/>
+        </w:rPr>
+        <w:t xml:space="preserve"> — Docker Compose,</w:t>
+      </w:r>
+    </w:p>
+    <w:p>
+      <w:pPr>
+        <w:jc w:val="both"/>
+        <w:rPr>
+          <w:rFonts w:ascii="Times New Roman" w:hAnsi="Times New Roman" w:cs="Times New Roman"/>
+          <w:sz w:val="28"/>
+          <w:szCs w:val="28"/>
+          <w:lang w:val="en-US"/>
+        </w:rPr>
+      </w:pPr>
+      <w:r>
+        <w:rPr>
+          <w:rFonts w:ascii="Times New Roman" w:hAnsi="Times New Roman" w:cs="Times New Roman"/>
+          <w:sz w:val="28"/>
+          <w:szCs w:val="28"/>
+        </w:rPr>
+        <w:t>Качество</w:t>
+      </w:r>
+      <w:r>
+        <w:rPr>
+          <w:rFonts w:ascii="Times New Roman" w:hAnsi="Times New Roman" w:cs="Times New Roman"/>
+          <w:sz w:val="28"/>
+          <w:szCs w:val="28"/>
+          <w:lang w:val="en-US"/>
+        </w:rPr>
+        <w:t xml:space="preserve"> </w:t>
+      </w:r>
+      <w:r>
+        <w:rPr>
+          <w:rFonts w:ascii="Times New Roman" w:hAnsi="Times New Roman" w:cs="Times New Roman"/>
+          <w:sz w:val="28"/>
+          <w:szCs w:val="28"/>
+        </w:rPr>
+        <w:t>проверяют</w:t>
+      </w:r>
+      <w:r>
+        <w:rPr>
+          <w:rFonts w:ascii="Times New Roman" w:hAnsi="Times New Roman" w:cs="Times New Roman"/>
+          <w:sz w:val="28"/>
+          <w:szCs w:val="28"/>
+          <w:lang w:val="en-US"/>
+        </w:rPr>
+        <w:t xml:space="preserve"> </w:t>
+      </w:r>
+      <w:proofErr w:type="spellStart"/>
+      <w:r>
+        <w:rPr>
+          <w:rFonts w:ascii="Times New Roman" w:hAnsi="Times New Roman" w:cs="Times New Roman"/>
+          <w:sz w:val="28"/>
+          <w:szCs w:val="28"/>
+          <w:lang w:val="en-US"/>
+        </w:rPr>
+        <w:t>Vitest</w:t>
+      </w:r>
+      <w:proofErr w:type="spellEnd"/>
+      <w:r>
+        <w:rPr>
+          <w:rFonts w:ascii="Times New Roman" w:hAnsi="Times New Roman" w:cs="Times New Roman"/>
+          <w:sz w:val="28"/>
+          <w:szCs w:val="28"/>
+          <w:lang w:val="en-US"/>
+        </w:rPr>
+        <w:t xml:space="preserve">, Playwright </w:t>
+      </w:r>
+      <w:r>
+        <w:rPr>
+          <w:rFonts w:ascii="Times New Roman" w:hAnsi="Times New Roman" w:cs="Times New Roman"/>
+          <w:sz w:val="28"/>
+          <w:szCs w:val="28"/>
+        </w:rPr>
+        <w:t>и</w:t>
+      </w:r>
+      <w:r>
+        <w:rPr>
+          <w:rFonts w:ascii="Times New Roman" w:hAnsi="Times New Roman" w:cs="Times New Roman"/>
+          <w:sz w:val="28"/>
+          <w:szCs w:val="28"/>
+          <w:lang w:val="en-US"/>
+        </w:rPr>
+        <w:t xml:space="preserve"> GitHub Actions.</w:t>
+      </w:r>
+    </w:p>
+    <w:p>
+      <w:pPr>
+        <w:jc w:val="both"/>
+        <w:rPr>
+          <w:rFonts w:ascii="Times New Roman" w:hAnsi="Times New Roman" w:cs="Times New Roman"/>
+          <w:b/>
+          <w:bCs/>
+          <w:sz w:val="28"/>
+          <w:szCs w:val="28"/>
+        </w:rPr>
+      </w:pPr>
+      <w:r>
+        <w:rPr>
+          <w:rFonts w:ascii="Times New Roman" w:hAnsi="Times New Roman" w:cs="Times New Roman"/>
+          <w:b/>
+          <w:bCs/>
+          <w:sz w:val="28"/>
+          <w:szCs w:val="28"/>
+        </w:rPr>
+        <w:t>СЛАЙД 16. Схема данных — учётные записи</w:t>
+      </w:r>
+    </w:p>
+    <w:p>
+      <w:pPr>
+        <w:jc w:val="both"/>
+        <w:rPr>
+          <w:rFonts w:ascii="Times New Roman" w:hAnsi="Times New Roman" w:cs="Times New Roman"/>
+          <w:sz w:val="28"/>
+          <w:szCs w:val="28"/>
+        </w:rPr>
+      </w:pPr>
+      <w:r>
+        <w:rPr>
+          <w:rFonts w:ascii="Times New Roman" w:hAnsi="Times New Roman" w:cs="Times New Roman"/>
+          <w:sz w:val="28"/>
+          <w:szCs w:val="28"/>
+        </w:rPr>
+        <w:t>Модели данных разнесены по трём базам.</w:t>
+      </w:r>
+    </w:p>
+    <w:p>
+      <w:pPr>
+        <w:jc w:val="both"/>
+        <w:rPr>
+          <w:rFonts w:ascii="Times New Roman" w:hAnsi="Times New Roman" w:cs="Times New Roman"/>
+          <w:sz w:val="28"/>
+          <w:szCs w:val="28"/>
+        </w:rPr>
+      </w:pPr>
+      <w:r>
+        <w:rPr>
+          <w:rFonts w:ascii="Times New Roman" w:hAnsi="Times New Roman" w:cs="Times New Roman"/>
+          <w:sz w:val="28"/>
+          <w:szCs w:val="28"/>
+        </w:rPr>
+        <w:t xml:space="preserve">Первая схема — база сервиса аутентификации. Таблица пользователей связана с ролями связью многие-ко-многим через промежуточную таблицу. Пароль хранится как </w:t>
+      </w:r>
+      <w:proofErr w:type="spellStart"/>
+      <w:r>
+        <w:rPr>
+          <w:rFonts w:ascii="Times New Roman" w:hAnsi="Times New Roman" w:cs="Times New Roman"/>
+          <w:sz w:val="28"/>
+          <w:szCs w:val="28"/>
+        </w:rPr>
+        <w:t>хеш</w:t>
+      </w:r>
+      <w:proofErr w:type="spellEnd"/>
       <w:r>
         <w:rPr>
           <w:rFonts w:ascii="Times New Roman" w:hAnsi="Times New Roman" w:cs="Times New Roman"/>
@@ -718,84 +1738,36 @@
           <w:sz w:val="28"/>
           <w:szCs w:val="28"/>
         </w:rPr>
-        <w:t>СЛАЙД 10. Проекты</w:t>
-      </w:r>
-    </w:p>
-    <w:p>
-      <w:pPr>
-        <w:jc w:val="both"/>
-        <w:rPr>
-          <w:rFonts w:ascii="Times New Roman" w:hAnsi="Times New Roman" w:cs="Times New Roman"/>
-          <w:sz w:val="28"/>
-          <w:szCs w:val="28"/>
-        </w:rPr>
-      </w:pPr>
-      <w:r>
-        <w:rPr>
-          <w:rFonts w:ascii="Times New Roman" w:hAnsi="Times New Roman" w:cs="Times New Roman"/>
-          <w:sz w:val="28"/>
-          <w:szCs w:val="28"/>
-        </w:rPr>
-        <w:t>Раздел проектов: карточки проектов, состав участников и задачи внутри проекта.</w:t>
-      </w:r>
-    </w:p>
-    <w:p>
-      <w:pPr>
-        <w:jc w:val="both"/>
-        <w:rPr>
-          <w:rFonts w:ascii="Times New Roman" w:hAnsi="Times New Roman" w:cs="Times New Roman"/>
-          <w:sz w:val="28"/>
-          <w:szCs w:val="28"/>
-        </w:rPr>
-      </w:pPr>
-      <w:r>
-        <w:rPr>
-          <w:rFonts w:ascii="Times New Roman" w:hAnsi="Times New Roman" w:cs="Times New Roman"/>
-          <w:sz w:val="28"/>
-          <w:szCs w:val="28"/>
-        </w:rPr>
-        <w:t>При назначении исполнителя доступны только участники этого проекта.</w:t>
-      </w:r>
-    </w:p>
-    <w:p>
-      <w:pPr>
-        <w:jc w:val="both"/>
-        <w:rPr>
-          <w:rFonts w:ascii="Times New Roman" w:hAnsi="Times New Roman" w:cs="Times New Roman"/>
-          <w:b/>
-          <w:bCs/>
-          <w:sz w:val="28"/>
-          <w:szCs w:val="28"/>
-        </w:rPr>
-      </w:pPr>
-      <w:r>
-        <w:rPr>
-          <w:rFonts w:ascii="Times New Roman" w:hAnsi="Times New Roman" w:cs="Times New Roman"/>
-          <w:b/>
-          <w:bCs/>
-          <w:sz w:val="28"/>
-          <w:szCs w:val="28"/>
-        </w:rPr>
-        <w:t>СЛАЙД 11. Карточка задачи</w:t>
-      </w:r>
-    </w:p>
-    <w:p>
-      <w:pPr>
-        <w:jc w:val="both"/>
-        <w:rPr>
-          <w:rFonts w:ascii="Times New Roman" w:hAnsi="Times New Roman" w:cs="Times New Roman"/>
-          <w:sz w:val="28"/>
-          <w:szCs w:val="28"/>
-        </w:rPr>
-      </w:pPr>
-      <w:r>
-        <w:rPr>
-          <w:rFonts w:ascii="Times New Roman" w:hAnsi="Times New Roman" w:cs="Times New Roman"/>
-          <w:sz w:val="28"/>
-          <w:szCs w:val="28"/>
-        </w:rPr>
-        <w:t>Карточка задачи: статус, описание, комментарии, вложения с предпросмотром и журнал изменений полей</w:t>
-      </w:r>
+        <w:t>СЛАЙД 17. Схема данных — проекты и задачи</w:t>
+      </w:r>
+    </w:p>
+    <w:p>
+      <w:pPr>
+        <w:jc w:val="both"/>
+        <w:rPr>
+          <w:rFonts w:ascii="Times New Roman" w:hAnsi="Times New Roman" w:cs="Times New Roman"/>
+          <w:sz w:val="28"/>
+          <w:szCs w:val="28"/>
+        </w:rPr>
+      </w:pPr>
+      <w:r>
+        <w:rPr>
+          <w:rFonts w:ascii="Times New Roman" w:hAnsi="Times New Roman" w:cs="Times New Roman"/>
+          <w:sz w:val="28"/>
+          <w:szCs w:val="28"/>
+        </w:rPr>
+        <w:t xml:space="preserve">Вторая база — проект, участники с составным ключом, задачи, комментарии, история; файлы — в </w:t>
+      </w:r>
+      <w:proofErr w:type="spellStart"/>
+      <w:r>
+        <w:rPr>
+          <w:rFonts w:ascii="Times New Roman" w:hAnsi="Times New Roman" w:cs="Times New Roman"/>
+          <w:sz w:val="28"/>
+          <w:szCs w:val="28"/>
+        </w:rPr>
+        <w:t>MinIO</w:t>
+      </w:r>
+      <w:proofErr w:type="spellEnd"/>
       <w:r>
         <w:rPr>
           <w:rFonts w:ascii="Times New Roman" w:hAnsi="Times New Roman" w:cs="Times New Roman"/>
@@ -824,26 +1796,149 @@
           <w:sz w:val="28"/>
           <w:szCs w:val="28"/>
         </w:rPr>
-        <w:t>СЛАЙД 12. Уведомления</w:t>
-      </w:r>
-    </w:p>
-    <w:p>
-      <w:pPr>
-        <w:jc w:val="both"/>
-        <w:rPr>
-          <w:rFonts w:ascii="Times New Roman" w:hAnsi="Times New Roman" w:cs="Times New Roman"/>
-          <w:sz w:val="28"/>
-          <w:szCs w:val="28"/>
-        </w:rPr>
-      </w:pPr>
-      <w:r>
-        <w:rPr>
-          <w:rFonts w:ascii="Times New Roman" w:hAnsi="Times New Roman" w:cs="Times New Roman"/>
-          <w:sz w:val="28"/>
-          <w:szCs w:val="28"/>
-        </w:rPr>
-        <w:t>Уведомления о событиях по задачам: лента, фильтр непрочитанных, счётчик в шапке</w:t>
-      </w:r>
+        <w:t>СЛАЙД 18. Схема данных — уведомления и отчёты</w:t>
+      </w:r>
+    </w:p>
+    <w:p>
+      <w:pPr>
+        <w:jc w:val="both"/>
+        <w:rPr>
+          <w:rFonts w:ascii="Times New Roman" w:hAnsi="Times New Roman" w:cs="Times New Roman"/>
+          <w:sz w:val="28"/>
+          <w:szCs w:val="28"/>
+        </w:rPr>
+      </w:pPr>
+      <w:r>
+        <w:rPr>
+          <w:rFonts w:ascii="Times New Roman" w:hAnsi="Times New Roman" w:cs="Times New Roman"/>
+          <w:sz w:val="28"/>
+          <w:szCs w:val="28"/>
+        </w:rPr>
+        <w:t>Третья база — уведомления; отчёты считаются по данным сервиса задач, отдельных таблиц отчётов нет.</w:t>
+      </w:r>
+    </w:p>
+    <w:p>
+      <w:pPr>
+        <w:jc w:val="both"/>
+        <w:rPr>
+          <w:rFonts w:ascii="Times New Roman" w:hAnsi="Times New Roman" w:cs="Times New Roman"/>
+          <w:b/>
+          <w:bCs/>
+          <w:sz w:val="28"/>
+          <w:szCs w:val="28"/>
+        </w:rPr>
+      </w:pPr>
+      <w:r>
+        <w:rPr>
+          <w:rFonts w:ascii="Times New Roman" w:hAnsi="Times New Roman" w:cs="Times New Roman"/>
+          <w:b/>
+          <w:bCs/>
+          <w:sz w:val="28"/>
+          <w:szCs w:val="28"/>
+        </w:rPr>
+        <w:t>СЛАЙД 19. Тестирование</w:t>
+      </w:r>
+    </w:p>
+    <w:p>
+      <w:pPr>
+        <w:jc w:val="both"/>
+        <w:rPr>
+          <w:rFonts w:ascii="Times New Roman" w:hAnsi="Times New Roman" w:cs="Times New Roman"/>
+          <w:sz w:val="28"/>
+          <w:szCs w:val="28"/>
+        </w:rPr>
+      </w:pPr>
+      <w:r>
+        <w:rPr>
+          <w:rFonts w:ascii="Times New Roman" w:hAnsi="Times New Roman" w:cs="Times New Roman"/>
+          <w:sz w:val="28"/>
+          <w:szCs w:val="28"/>
+        </w:rPr>
+        <w:lastRenderedPageBreak/>
+        <w:t xml:space="preserve">Тестировались серверная часть и логика клиента — </w:t>
+      </w:r>
+      <w:proofErr w:type="spellStart"/>
+      <w:r>
+        <w:rPr>
+          <w:rFonts w:ascii="Times New Roman" w:hAnsi="Times New Roman" w:cs="Times New Roman"/>
+          <w:sz w:val="28"/>
+          <w:szCs w:val="28"/>
+        </w:rPr>
+        <w:t>Vitest</w:t>
+      </w:r>
+      <w:proofErr w:type="spellEnd"/>
+      <w:r>
+        <w:rPr>
+          <w:rFonts w:ascii="Times New Roman" w:hAnsi="Times New Roman" w:cs="Times New Roman"/>
+          <w:sz w:val="28"/>
+          <w:szCs w:val="28"/>
+        </w:rPr>
+        <w:t xml:space="preserve">; сквозные сценарии в браузере — </w:t>
+      </w:r>
+      <w:proofErr w:type="spellStart"/>
+      <w:r>
+        <w:rPr>
+          <w:rFonts w:ascii="Times New Roman" w:hAnsi="Times New Roman" w:cs="Times New Roman"/>
+          <w:sz w:val="28"/>
+          <w:szCs w:val="28"/>
+        </w:rPr>
+        <w:t>Playwright</w:t>
+      </w:r>
+      <w:proofErr w:type="spellEnd"/>
+      <w:r>
+        <w:rPr>
+          <w:rFonts w:ascii="Times New Roman" w:hAnsi="Times New Roman" w:cs="Times New Roman"/>
+          <w:sz w:val="28"/>
+          <w:szCs w:val="28"/>
+        </w:rPr>
+        <w:t xml:space="preserve">, от входа до отчёта. </w:t>
+      </w:r>
+    </w:p>
+    <w:p>
+      <w:pPr>
+        <w:jc w:val="both"/>
+        <w:rPr>
+          <w:rFonts w:ascii="Times New Roman" w:hAnsi="Times New Roman" w:cs="Times New Roman"/>
+          <w:sz w:val="28"/>
+          <w:szCs w:val="28"/>
+        </w:rPr>
+      </w:pPr>
+      <w:r>
+        <w:rPr>
+          <w:rFonts w:ascii="Times New Roman" w:hAnsi="Times New Roman" w:cs="Times New Roman"/>
+          <w:sz w:val="28"/>
+          <w:szCs w:val="28"/>
+        </w:rPr>
+        <w:t xml:space="preserve">При изменении кода в репозитории запускается прогон в </w:t>
+      </w:r>
+      <w:proofErr w:type="spellStart"/>
+      <w:r>
+        <w:rPr>
+          <w:rFonts w:ascii="Times New Roman" w:hAnsi="Times New Roman" w:cs="Times New Roman"/>
+          <w:sz w:val="28"/>
+          <w:szCs w:val="28"/>
+        </w:rPr>
+        <w:t>GitHub</w:t>
+      </w:r>
+      <w:proofErr w:type="spellEnd"/>
+      <w:r>
+        <w:rPr>
+          <w:rFonts w:ascii="Times New Roman" w:hAnsi="Times New Roman" w:cs="Times New Roman"/>
+          <w:sz w:val="28"/>
+          <w:szCs w:val="28"/>
+        </w:rPr>
+        <w:t xml:space="preserve"> </w:t>
+      </w:r>
+      <w:proofErr w:type="spellStart"/>
+      <w:r>
+        <w:rPr>
+          <w:rFonts w:ascii="Times New Roman" w:hAnsi="Times New Roman" w:cs="Times New Roman"/>
+          <w:sz w:val="28"/>
+          <w:szCs w:val="28"/>
+        </w:rPr>
+        <w:t>Actions</w:t>
+      </w:r>
+      <w:proofErr w:type="spellEnd"/>
       <w:r>
         <w:rPr>
           <w:rFonts w:ascii="Times New Roman" w:hAnsi="Times New Roman" w:cs="Times New Roman"/>
@@ -858,40 +1953,46 @@
         <w:jc w:val="both"/>
         <w:rPr>
           <w:rFonts w:ascii="Times New Roman" w:hAnsi="Times New Roman" w:cs="Times New Roman"/>
-          <w:b/>
-          <w:bCs/>
-          <w:sz w:val="28"/>
-          <w:szCs w:val="28"/>
-        </w:rPr>
-      </w:pPr>
-      <w:r>
-        <w:rPr>
-          <w:rFonts w:ascii="Times New Roman" w:hAnsi="Times New Roman" w:cs="Times New Roman"/>
-          <w:b/>
-          <w:bCs/>
-          <w:sz w:val="28"/>
-          <w:szCs w:val="28"/>
-        </w:rPr>
-        <w:t>СЛАЙД 13. Аналитика</w:t>
-      </w:r>
-    </w:p>
-    <w:p>
-      <w:pPr>
-        <w:jc w:val="both"/>
-        <w:rPr>
-          <w:rFonts w:ascii="Times New Roman" w:hAnsi="Times New Roman" w:cs="Times New Roman"/>
-          <w:sz w:val="28"/>
-          <w:szCs w:val="28"/>
-        </w:rPr>
-      </w:pPr>
-      <w:r>
-        <w:rPr>
-          <w:rFonts w:ascii="Times New Roman" w:hAnsi="Times New Roman" w:cs="Times New Roman"/>
-          <w:sz w:val="28"/>
-          <w:szCs w:val="28"/>
-        </w:rPr>
-        <w:t>Аналитика за выбранный период: сводные показатели, разбивка по статусам и выгрузка отчёта в CSV</w:t>
-      </w:r>
+          <w:sz w:val="28"/>
+          <w:szCs w:val="28"/>
+        </w:rPr>
+      </w:pPr>
+      <w:r>
+        <w:rPr>
+          <w:rFonts w:ascii="Times New Roman" w:hAnsi="Times New Roman" w:cs="Times New Roman"/>
+          <w:sz w:val="28"/>
+          <w:szCs w:val="28"/>
+        </w:rPr>
+        <w:t xml:space="preserve">Основные сценарии проходят, весь стенд поднимается через </w:t>
+      </w:r>
+      <w:proofErr w:type="spellStart"/>
+      <w:r>
+        <w:rPr>
+          <w:rFonts w:ascii="Times New Roman" w:hAnsi="Times New Roman" w:cs="Times New Roman"/>
+          <w:sz w:val="28"/>
+          <w:szCs w:val="28"/>
+        </w:rPr>
+        <w:t>Docker</w:t>
+      </w:r>
+      <w:proofErr w:type="spellEnd"/>
+      <w:r>
+        <w:rPr>
+          <w:rFonts w:ascii="Times New Roman" w:hAnsi="Times New Roman" w:cs="Times New Roman"/>
+          <w:sz w:val="28"/>
+          <w:szCs w:val="28"/>
+        </w:rPr>
+        <w:t xml:space="preserve"> </w:t>
+      </w:r>
+      <w:proofErr w:type="spellStart"/>
+      <w:r>
+        <w:rPr>
+          <w:rFonts w:ascii="Times New Roman" w:hAnsi="Times New Roman" w:cs="Times New Roman"/>
+          <w:sz w:val="28"/>
+          <w:szCs w:val="28"/>
+        </w:rPr>
+        <w:t>Compose</w:t>
+      </w:r>
+      <w:proofErr w:type="spellEnd"/>
       <w:r>
         <w:rPr>
           <w:rFonts w:ascii="Times New Roman" w:hAnsi="Times New Roman" w:cs="Times New Roman"/>
@@ -920,63 +2021,68 @@
           <w:sz w:val="28"/>
           <w:szCs w:val="28"/>
         </w:rPr>
-        <w:t>СЛАЙД 14. Архитектура решения</w:t>
-      </w:r>
-    </w:p>
-    <w:p>
-      <w:pPr>
-        <w:jc w:val="both"/>
-        <w:rPr>
-          <w:rFonts w:ascii="Times New Roman" w:hAnsi="Times New Roman" w:cs="Times New Roman"/>
-          <w:sz w:val="28"/>
-          <w:szCs w:val="28"/>
-        </w:rPr>
-      </w:pPr>
-      <w:r>
-        <w:rPr>
-          <w:rFonts w:ascii="Times New Roman" w:hAnsi="Times New Roman" w:cs="Times New Roman"/>
-          <w:sz w:val="28"/>
-          <w:szCs w:val="28"/>
-        </w:rPr>
-        <w:t>Три уровня: клиент React, три сервиса Spring Boot, у каждого своя PostgreSQL; вложения — в MinIO.</w:t>
-      </w:r>
-    </w:p>
-    <w:p>
-      <w:pPr>
-        <w:jc w:val="both"/>
-        <w:rPr>
-          <w:rFonts w:ascii="Times New Roman" w:hAnsi="Times New Roman" w:cs="Times New Roman"/>
-          <w:sz w:val="28"/>
-          <w:szCs w:val="28"/>
-        </w:rPr>
-      </w:pPr>
-      <w:r>
-        <w:rPr>
-          <w:rFonts w:ascii="Times New Roman" w:hAnsi="Times New Roman" w:cs="Times New Roman"/>
-          <w:sz w:val="28"/>
-          <w:szCs w:val="28"/>
-        </w:rPr>
-        <w:lastRenderedPageBreak/>
-        <w:t>Auth выдаёт JWT; tasks ведёт проекты и задачи; analytics — уведомления и отчёты, данные задач запрашивает по REST.</w:t>
-      </w:r>
-    </w:p>
-    <w:p>
-      <w:pPr>
-        <w:jc w:val="both"/>
-        <w:rPr>
-          <w:rFonts w:ascii="Times New Roman" w:hAnsi="Times New Roman" w:cs="Times New Roman"/>
-          <w:sz w:val="28"/>
-          <w:szCs w:val="28"/>
-        </w:rPr>
-      </w:pPr>
-      <w:r>
-        <w:rPr>
-          <w:rFonts w:ascii="Times New Roman" w:hAnsi="Times New Roman" w:cs="Times New Roman"/>
-          <w:sz w:val="28"/>
-          <w:szCs w:val="28"/>
-        </w:rPr>
-        <w:t>JWT в tasks и analytics проверяется общей библиотекой taskboard-common</w:t>
-      </w:r>
+        <w:t>СЛАЙД 20. Результаты</w:t>
+      </w:r>
+    </w:p>
+    <w:p>
+      <w:pPr>
+        <w:jc w:val="both"/>
+        <w:rPr>
+          <w:rFonts w:ascii="Times New Roman" w:hAnsi="Times New Roman" w:cs="Times New Roman"/>
+          <w:sz w:val="28"/>
+          <w:szCs w:val="28"/>
+        </w:rPr>
+      </w:pPr>
+      <w:r>
+        <w:rPr>
+          <w:rFonts w:ascii="Times New Roman" w:hAnsi="Times New Roman" w:cs="Times New Roman"/>
+          <w:sz w:val="28"/>
+          <w:szCs w:val="28"/>
+        </w:rPr>
+        <w:t>Цель достигнута</w:t>
+      </w:r>
+      <w:r>
+        <w:rPr>
+          <w:rFonts w:ascii="Times New Roman" w:hAnsi="Times New Roman" w:cs="Times New Roman"/>
+          <w:sz w:val="28"/>
+          <w:szCs w:val="28"/>
+        </w:rPr>
+        <w:t xml:space="preserve">  </w:t>
+      </w:r>
+      <w:r>
+        <w:rPr>
+          <w:rFonts w:ascii="Times New Roman" w:hAnsi="Times New Roman" w:cs="Times New Roman"/>
+          <w:sz w:val="28"/>
+          <w:szCs w:val="28"/>
+        </w:rPr>
+        <w:t xml:space="preserve">— </w:t>
+      </w:r>
+      <w:r>
+        <w:rPr>
+          <w:rFonts w:ascii="Times New Roman" w:hAnsi="Times New Roman" w:cs="Times New Roman"/>
+          <w:sz w:val="28"/>
+          <w:szCs w:val="28"/>
+        </w:rPr>
+        <w:t xml:space="preserve">получен </w:t>
+      </w:r>
+      <w:r>
+        <w:rPr>
+          <w:rFonts w:ascii="Times New Roman" w:hAnsi="Times New Roman" w:cs="Times New Roman"/>
+          <w:sz w:val="28"/>
+          <w:szCs w:val="28"/>
+        </w:rPr>
+        <w:t xml:space="preserve">работоспособный прототип </w:t>
+      </w:r>
+      <w:proofErr w:type="spellStart"/>
+      <w:r>
+        <w:rPr>
+          <w:rFonts w:ascii="Times New Roman" w:hAnsi="Times New Roman" w:cs="Times New Roman"/>
+          <w:sz w:val="28"/>
+          <w:szCs w:val="28"/>
+        </w:rPr>
+        <w:t>TaskBoard</w:t>
+      </w:r>
+      <w:proofErr w:type="spellEnd"/>
       <w:r>
         <w:rPr>
           <w:rFonts w:ascii="Times New Roman" w:hAnsi="Times New Roman" w:cs="Times New Roman"/>
@@ -991,288 +2097,25 @@
         <w:jc w:val="both"/>
         <w:rPr>
           <w:rFonts w:ascii="Times New Roman" w:hAnsi="Times New Roman" w:cs="Times New Roman"/>
-          <w:b/>
-          <w:bCs/>
-          <w:sz w:val="28"/>
-          <w:szCs w:val="28"/>
-        </w:rPr>
-      </w:pPr>
-      <w:r>
-        <w:rPr>
-          <w:rFonts w:ascii="Times New Roman" w:hAnsi="Times New Roman" w:cs="Times New Roman"/>
-          <w:b/>
-          <w:bCs/>
-          <w:sz w:val="28"/>
-          <w:szCs w:val="28"/>
-        </w:rPr>
-        <w:t>СЛАЙД 15. Стек технологий</w:t>
-      </w:r>
-    </w:p>
-    <w:p>
-      <w:pPr>
-        <w:jc w:val="both"/>
-        <w:rPr>
-          <w:rFonts w:ascii="Times New Roman" w:hAnsi="Times New Roman" w:cs="Times New Roman"/>
-          <w:sz w:val="28"/>
-          <w:szCs w:val="28"/>
-        </w:rPr>
-      </w:pPr>
-      <w:r>
-        <w:rPr>
-          <w:rFonts w:ascii="Times New Roman" w:hAnsi="Times New Roman" w:cs="Times New Roman"/>
-          <w:sz w:val="28"/>
-          <w:szCs w:val="28"/>
-        </w:rPr>
-        <w:t>Серверная часть — Java 17 и Spring Boot 3.</w:t>
-      </w:r>
-    </w:p>
-    <w:p>
-      <w:pPr>
-        <w:jc w:val="both"/>
-        <w:rPr>
-          <w:rFonts w:ascii="Times New Roman" w:hAnsi="Times New Roman" w:cs="Times New Roman"/>
-          <w:sz w:val="28"/>
-          <w:szCs w:val="28"/>
-        </w:rPr>
-      </w:pPr>
-      <w:r>
-        <w:rPr>
-          <w:rFonts w:ascii="Times New Roman" w:hAnsi="Times New Roman" w:cs="Times New Roman"/>
-          <w:sz w:val="28"/>
-          <w:szCs w:val="28"/>
-        </w:rPr>
-        <w:t>Клиент — React 18 и Vite.</w:t>
-      </w:r>
-    </w:p>
-    <w:p>
-      <w:pPr>
-        <w:jc w:val="both"/>
-        <w:rPr>
-          <w:rFonts w:ascii="Times New Roman" w:hAnsi="Times New Roman" w:cs="Times New Roman"/>
-          <w:sz w:val="28"/>
-          <w:szCs w:val="28"/>
-        </w:rPr>
-      </w:pPr>
-      <w:r>
-        <w:rPr>
-          <w:rFonts w:ascii="Times New Roman" w:hAnsi="Times New Roman" w:cs="Times New Roman"/>
-          <w:sz w:val="28"/>
-          <w:szCs w:val="28"/>
-        </w:rPr>
-        <w:t>Данные — PostgreSQL 16, по отдельной базе на сервис</w:t>
-      </w:r>
-      <w:r>
-        <w:rPr>
-          <w:rFonts w:ascii="Times New Roman" w:hAnsi="Times New Roman" w:cs="Times New Roman"/>
-          <w:sz w:val="28"/>
-          <w:szCs w:val="28"/>
-        </w:rPr>
-        <w:t xml:space="preserve">, файлы — </w:t>
-      </w:r>
-      <w:r>
-        <w:rPr>
-          <w:rFonts w:ascii="Times New Roman" w:hAnsi="Times New Roman" w:cs="Times New Roman"/>
-          <w:sz w:val="28"/>
-          <w:szCs w:val="28"/>
-          <w:lang w:val="en-US"/>
-        </w:rPr>
-        <w:t>MinIO</w:t>
-      </w:r>
-      <w:r>
-        <w:rPr>
-          <w:rFonts w:ascii="Times New Roman" w:hAnsi="Times New Roman" w:cs="Times New Roman"/>
-          <w:sz w:val="28"/>
-          <w:szCs w:val="28"/>
-        </w:rPr>
-        <w:t xml:space="preserve">. </w:t>
-      </w:r>
-    </w:p>
-    <w:p>
-      <w:pPr>
-        <w:jc w:val="both"/>
-        <w:rPr>
-          <w:rFonts w:ascii="Times New Roman" w:hAnsi="Times New Roman" w:cs="Times New Roman"/>
-          <w:sz w:val="28"/>
-          <w:szCs w:val="28"/>
-          <w:lang w:val="en-US"/>
-        </w:rPr>
-      </w:pPr>
-      <w:r>
-        <w:rPr>
-          <w:rFonts w:ascii="Times New Roman" w:hAnsi="Times New Roman" w:cs="Times New Roman"/>
-          <w:sz w:val="28"/>
-          <w:szCs w:val="28"/>
-        </w:rPr>
-        <w:t>Запуск</w:t>
-      </w:r>
-      <w:r>
-        <w:rPr>
-          <w:rFonts w:ascii="Times New Roman" w:hAnsi="Times New Roman" w:cs="Times New Roman"/>
-          <w:sz w:val="28"/>
-          <w:szCs w:val="28"/>
-          <w:lang w:val="en-US"/>
-        </w:rPr>
-        <w:t xml:space="preserve"> — Docker Compose,</w:t>
-      </w:r>
-    </w:p>
-    <w:p>
-      <w:pPr>
-        <w:jc w:val="both"/>
-        <w:rPr>
-          <w:rFonts w:ascii="Times New Roman" w:hAnsi="Times New Roman" w:cs="Times New Roman"/>
-          <w:sz w:val="28"/>
-          <w:szCs w:val="28"/>
-          <w:lang w:val="en-US"/>
-        </w:rPr>
-      </w:pPr>
-      <w:r>
-        <w:rPr>
-          <w:rFonts w:ascii="Times New Roman" w:hAnsi="Times New Roman" w:cs="Times New Roman"/>
-          <w:sz w:val="28"/>
-          <w:szCs w:val="28"/>
-        </w:rPr>
-        <w:t>Качество</w:t>
-      </w:r>
-      <w:r>
-        <w:rPr>
-          <w:rFonts w:ascii="Times New Roman" w:hAnsi="Times New Roman" w:cs="Times New Roman"/>
-          <w:sz w:val="28"/>
-          <w:szCs w:val="28"/>
-          <w:lang w:val="en-US"/>
-        </w:rPr>
-        <w:t xml:space="preserve"> </w:t>
-      </w:r>
-      <w:r>
-        <w:rPr>
-          <w:rFonts w:ascii="Times New Roman" w:hAnsi="Times New Roman" w:cs="Times New Roman"/>
-          <w:sz w:val="28"/>
-          <w:szCs w:val="28"/>
-        </w:rPr>
-        <w:t>проверяют</w:t>
-      </w:r>
-      <w:r>
-        <w:rPr>
-          <w:rFonts w:ascii="Times New Roman" w:hAnsi="Times New Roman" w:cs="Times New Roman"/>
-          <w:sz w:val="28"/>
-          <w:szCs w:val="28"/>
-          <w:lang w:val="en-US"/>
-        </w:rPr>
-        <w:t xml:space="preserve"> Vitest, Playwright </w:t>
-      </w:r>
-      <w:r>
-        <w:rPr>
-          <w:rFonts w:ascii="Times New Roman" w:hAnsi="Times New Roman" w:cs="Times New Roman"/>
-          <w:sz w:val="28"/>
-          <w:szCs w:val="28"/>
-        </w:rPr>
-        <w:t>и</w:t>
-      </w:r>
-      <w:r>
-        <w:rPr>
-          <w:rFonts w:ascii="Times New Roman" w:hAnsi="Times New Roman" w:cs="Times New Roman"/>
-          <w:sz w:val="28"/>
-          <w:szCs w:val="28"/>
-          <w:lang w:val="en-US"/>
-        </w:rPr>
-        <w:t xml:space="preserve"> GitHub Actions.</w:t>
-      </w:r>
-    </w:p>
-    <w:p>
-      <w:pPr>
-        <w:jc w:val="both"/>
-        <w:rPr>
-          <w:rFonts w:ascii="Times New Roman" w:hAnsi="Times New Roman" w:cs="Times New Roman"/>
-          <w:b/>
-          <w:bCs/>
-          <w:sz w:val="28"/>
-          <w:szCs w:val="28"/>
-        </w:rPr>
-      </w:pPr>
-      <w:r>
-        <w:rPr>
-          <w:rFonts w:ascii="Times New Roman" w:hAnsi="Times New Roman" w:cs="Times New Roman"/>
-          <w:b/>
-          <w:bCs/>
-          <w:sz w:val="28"/>
-          <w:szCs w:val="28"/>
-        </w:rPr>
-        <w:t>СЛАЙД 16. Схема данных — учётные записи</w:t>
-      </w:r>
-    </w:p>
-    <w:p>
-      <w:pPr>
-        <w:jc w:val="both"/>
-        <w:rPr>
-          <w:rFonts w:ascii="Times New Roman" w:hAnsi="Times New Roman" w:cs="Times New Roman"/>
-          <w:sz w:val="28"/>
-          <w:szCs w:val="28"/>
-        </w:rPr>
-      </w:pPr>
-      <w:r>
-        <w:rPr>
-          <w:rFonts w:ascii="Times New Roman" w:hAnsi="Times New Roman" w:cs="Times New Roman"/>
-          <w:sz w:val="28"/>
-          <w:szCs w:val="28"/>
-        </w:rPr>
-        <w:t>Модели данных разнесены по трём базам.</w:t>
-      </w:r>
-    </w:p>
-    <w:p>
-      <w:pPr>
-        <w:jc w:val="both"/>
-        <w:rPr>
-          <w:rFonts w:ascii="Times New Roman" w:hAnsi="Times New Roman" w:cs="Times New Roman"/>
-          <w:sz w:val="28"/>
-          <w:szCs w:val="28"/>
-        </w:rPr>
-      </w:pPr>
-      <w:r>
-        <w:rPr>
-          <w:rFonts w:ascii="Times New Roman" w:hAnsi="Times New Roman" w:cs="Times New Roman"/>
-          <w:sz w:val="28"/>
-          <w:szCs w:val="28"/>
-        </w:rPr>
-        <w:t>Первая схема — база сервиса аутентификации. Таблица пользователей связана с ролями связью многие-ко-многим через промежуточную таблицу. Пароль хранится как хеш.</w:t>
-      </w:r>
-    </w:p>
-    <w:p>
-      <w:pPr>
-        <w:jc w:val="both"/>
-        <w:rPr>
-          <w:rFonts w:ascii="Times New Roman" w:hAnsi="Times New Roman" w:cs="Times New Roman"/>
-          <w:b/>
-          <w:bCs/>
-          <w:sz w:val="28"/>
-          <w:szCs w:val="28"/>
-        </w:rPr>
-      </w:pPr>
-      <w:r>
-        <w:rPr>
-          <w:rFonts w:ascii="Times New Roman" w:hAnsi="Times New Roman" w:cs="Times New Roman"/>
-          <w:b/>
-          <w:bCs/>
-          <w:sz w:val="28"/>
-          <w:szCs w:val="28"/>
-        </w:rPr>
-        <w:t>СЛАЙД 17. Схема данных — проекты и задачи</w:t>
-      </w:r>
-    </w:p>
-    <w:p>
-      <w:pPr>
-        <w:jc w:val="both"/>
-        <w:rPr>
-          <w:rFonts w:ascii="Times New Roman" w:hAnsi="Times New Roman" w:cs="Times New Roman"/>
-          <w:sz w:val="28"/>
-          <w:szCs w:val="28"/>
-        </w:rPr>
-      </w:pPr>
-      <w:r>
-        <w:rPr>
-          <w:rFonts w:ascii="Times New Roman" w:hAnsi="Times New Roman" w:cs="Times New Roman"/>
-          <w:sz w:val="28"/>
-          <w:szCs w:val="28"/>
-        </w:rPr>
-        <w:t>Вторая база — проект, участники с составным ключом, задачи, комментарии, история; файлы — в MinIO</w:t>
+          <w:sz w:val="28"/>
+          <w:szCs w:val="28"/>
+        </w:rPr>
+      </w:pPr>
+      <w:r>
+        <w:rPr>
+          <w:rFonts w:ascii="Times New Roman" w:hAnsi="Times New Roman" w:cs="Times New Roman"/>
+          <w:sz w:val="28"/>
+          <w:szCs w:val="28"/>
+        </w:rPr>
+        <w:t>П</w:t>
+      </w:r>
+      <w:r>
+        <w:rPr>
+          <w:rFonts w:ascii="Times New Roman" w:hAnsi="Times New Roman" w:cs="Times New Roman"/>
+          <w:sz w:val="28"/>
+          <w:szCs w:val="28"/>
+        </w:rPr>
+        <w:t>ять задач и восемь критериев приёмки выполнены</w:t>
       </w:r>
       <w:r>
         <w:rPr>
@@ -1302,196 +2145,6 @@
           <w:sz w:val="28"/>
           <w:szCs w:val="28"/>
         </w:rPr>
-        <w:t>СЛАЙД 18. Схема данных — уведомления и отчёты</w:t>
-      </w:r>
-    </w:p>
-    <w:p>
-      <w:pPr>
-        <w:jc w:val="both"/>
-        <w:rPr>
-          <w:rFonts w:ascii="Times New Roman" w:hAnsi="Times New Roman" w:cs="Times New Roman"/>
-          <w:sz w:val="28"/>
-          <w:szCs w:val="28"/>
-        </w:rPr>
-      </w:pPr>
-      <w:r>
-        <w:rPr>
-          <w:rFonts w:ascii="Times New Roman" w:hAnsi="Times New Roman" w:cs="Times New Roman"/>
-          <w:sz w:val="28"/>
-          <w:szCs w:val="28"/>
-        </w:rPr>
-        <w:t>Третья база — уведомления; отчёты считаются по данным сервиса задач, отдельных таблиц отчётов нет.</w:t>
-      </w:r>
-    </w:p>
-    <w:p>
-      <w:pPr>
-        <w:jc w:val="both"/>
-        <w:rPr>
-          <w:rFonts w:ascii="Times New Roman" w:hAnsi="Times New Roman" w:cs="Times New Roman"/>
-          <w:b/>
-          <w:bCs/>
-          <w:sz w:val="28"/>
-          <w:szCs w:val="28"/>
-        </w:rPr>
-      </w:pPr>
-      <w:r>
-        <w:rPr>
-          <w:rFonts w:ascii="Times New Roman" w:hAnsi="Times New Roman" w:cs="Times New Roman"/>
-          <w:b/>
-          <w:bCs/>
-          <w:sz w:val="28"/>
-          <w:szCs w:val="28"/>
-        </w:rPr>
-        <w:t>СЛАЙД 19. Тестирование</w:t>
-      </w:r>
-    </w:p>
-    <w:p>
-      <w:pPr>
-        <w:jc w:val="both"/>
-        <w:rPr>
-          <w:rFonts w:ascii="Times New Roman" w:hAnsi="Times New Roman" w:cs="Times New Roman"/>
-          <w:sz w:val="28"/>
-          <w:szCs w:val="28"/>
-        </w:rPr>
-      </w:pPr>
-      <w:r>
-        <w:rPr>
-          <w:rFonts w:ascii="Times New Roman" w:hAnsi="Times New Roman" w:cs="Times New Roman"/>
-          <w:sz w:val="28"/>
-          <w:szCs w:val="28"/>
-        </w:rPr>
-        <w:t xml:space="preserve">Тестировались серверная часть и логика клиента — Vitest; сквозные сценарии в браузере — Playwright, от входа до отчёта. </w:t>
-      </w:r>
-    </w:p>
-    <w:p>
-      <w:pPr>
-        <w:jc w:val="both"/>
-        <w:rPr>
-          <w:rFonts w:ascii="Times New Roman" w:hAnsi="Times New Roman" w:cs="Times New Roman"/>
-          <w:sz w:val="28"/>
-          <w:szCs w:val="28"/>
-        </w:rPr>
-      </w:pPr>
-      <w:r>
-        <w:rPr>
-          <w:rFonts w:ascii="Times New Roman" w:hAnsi="Times New Roman" w:cs="Times New Roman"/>
-          <w:sz w:val="28"/>
-          <w:szCs w:val="28"/>
-        </w:rPr>
-        <w:t>При изменении кода в репозитории запускается прогон в GitHub Actions.</w:t>
-      </w:r>
-    </w:p>
-    <w:p>
-      <w:pPr>
-        <w:jc w:val="both"/>
-        <w:rPr>
-          <w:rFonts w:ascii="Times New Roman" w:hAnsi="Times New Roman" w:cs="Times New Roman"/>
-          <w:sz w:val="28"/>
-          <w:szCs w:val="28"/>
-        </w:rPr>
-      </w:pPr>
-      <w:r>
-        <w:rPr>
-          <w:rFonts w:ascii="Times New Roman" w:hAnsi="Times New Roman" w:cs="Times New Roman"/>
-          <w:sz w:val="28"/>
-          <w:szCs w:val="28"/>
-        </w:rPr>
-        <w:t>Основные сценарии проходят, весь стенд поднимается через Docker Compose.</w:t>
-      </w:r>
-    </w:p>
-    <w:p>
-      <w:pPr>
-        <w:jc w:val="both"/>
-        <w:rPr>
-          <w:rFonts w:ascii="Times New Roman" w:hAnsi="Times New Roman" w:cs="Times New Roman"/>
-          <w:b/>
-          <w:bCs/>
-          <w:sz w:val="28"/>
-          <w:szCs w:val="28"/>
-        </w:rPr>
-      </w:pPr>
-      <w:r>
-        <w:rPr>
-          <w:rFonts w:ascii="Times New Roman" w:hAnsi="Times New Roman" w:cs="Times New Roman"/>
-          <w:b/>
-          <w:bCs/>
-          <w:sz w:val="28"/>
-          <w:szCs w:val="28"/>
-        </w:rPr>
-        <w:t>СЛАЙД 20. Результаты</w:t>
-      </w:r>
-    </w:p>
-    <w:p>
-      <w:pPr>
-        <w:jc w:val="both"/>
-        <w:rPr>
-          <w:rFonts w:ascii="Times New Roman" w:hAnsi="Times New Roman" w:cs="Times New Roman"/>
-          <w:sz w:val="28"/>
-          <w:szCs w:val="28"/>
-        </w:rPr>
-      </w:pPr>
-      <w:r>
-        <w:rPr>
-          <w:rFonts w:ascii="Times New Roman" w:hAnsi="Times New Roman" w:cs="Times New Roman"/>
-          <w:sz w:val="28"/>
-          <w:szCs w:val="28"/>
-        </w:rPr>
-        <w:t>Цель достигнута — работоспособный прототип TaskBoard.</w:t>
-      </w:r>
-    </w:p>
-    <w:p>
-      <w:pPr>
-        <w:jc w:val="both"/>
-        <w:rPr>
-          <w:rFonts w:ascii="Times New Roman" w:hAnsi="Times New Roman" w:cs="Times New Roman"/>
-          <w:sz w:val="28"/>
-          <w:szCs w:val="28"/>
-        </w:rPr>
-      </w:pPr>
-      <w:r>
-        <w:rPr>
-          <w:rFonts w:ascii="Times New Roman" w:hAnsi="Times New Roman" w:cs="Times New Roman"/>
-          <w:sz w:val="28"/>
-          <w:szCs w:val="28"/>
-        </w:rPr>
-        <w:t>П</w:t>
-      </w:r>
-      <w:r>
-        <w:rPr>
-          <w:rFonts w:ascii="Times New Roman" w:hAnsi="Times New Roman" w:cs="Times New Roman"/>
-          <w:sz w:val="28"/>
-          <w:szCs w:val="28"/>
-        </w:rPr>
-        <w:t>ять задач и восемь критериев приёмки выполнены</w:t>
-      </w:r>
-      <w:r>
-        <w:rPr>
-          <w:rFonts w:ascii="Times New Roman" w:hAnsi="Times New Roman" w:cs="Times New Roman"/>
-          <w:sz w:val="28"/>
-          <w:szCs w:val="28"/>
-        </w:rPr>
-        <w:t>.</w:t>
-      </w:r>
-    </w:p>
-    <w:p>
-      <w:pPr>
-        <w:jc w:val="both"/>
-        <w:rPr>
-          <w:rFonts w:ascii="Times New Roman" w:hAnsi="Times New Roman" w:cs="Times New Roman"/>
-          <w:b/>
-          <w:bCs/>
-          <w:sz w:val="28"/>
-          <w:szCs w:val="28"/>
-        </w:rPr>
-      </w:pPr>
-      <w:r>
-        <w:rPr>
-          <w:rFonts w:ascii="Times New Roman" w:hAnsi="Times New Roman" w:cs="Times New Roman"/>
-          <w:b/>
-          <w:bCs/>
-          <w:sz w:val="28"/>
-          <w:szCs w:val="28"/>
-        </w:rPr>
         <w:t>СЛАЙД 21. Источники</w:t>
       </w:r>
     </w:p>
@@ -1510,7 +2163,6 @@
           <w:sz w:val="28"/>
           <w:szCs w:val="28"/>
         </w:rPr>
-        <w:lastRenderedPageBreak/>
         <w:t>Часть использованных источников отображена на слайде.</w:t>
       </w:r>
     </w:p>
@@ -1551,7 +2203,25 @@
           <w:sz w:val="28"/>
           <w:szCs w:val="28"/>
         </w:rPr>
-        <w:t>Код, документация и запуск — в репозитории на GitHub, QR-код на экране.</w:t>
+        <w:t xml:space="preserve">Код, документация и запуск — в репозитории на </w:t>
+      </w:r>
+      <w:proofErr w:type="spellStart"/>
+      <w:r>
+        <w:rPr>
+          <w:rFonts w:ascii="Times New Roman" w:hAnsi="Times New Roman" w:cs="Times New Roman"/>
+          <w:sz w:val="28"/>
+          <w:szCs w:val="28"/>
+        </w:rPr>
+        <w:t>GitHub</w:t>
+      </w:r>
+      <w:proofErr w:type="spellEnd"/>
+      <w:r>
+        <w:rPr>
+          <w:rFonts w:ascii="Times New Roman" w:hAnsi="Times New Roman" w:cs="Times New Roman"/>
+          <w:sz w:val="28"/>
+          <w:szCs w:val="28"/>
+        </w:rPr>
+        <w:t>, QR-код на экране.</w:t>
       </w:r>
     </w:p>
     <w:p>
